--- a/KHBD_Tin_học/Lớp_7/Tuần_08/KHBD_Tin_hoc_Lớp_7_Tiet08_Bai_4_Mang_xa_hoi_va_mot_so_kenh_trao_oi_thong_tin_tren_Internet_Tiet_2.docx
+++ b/KHBD_Tin_học/Lớp_7/Tuần_08/KHBD_Tin_hoc_Lớp_7_Tiet08_Bai_4_Mang_xa_hoi_va_mot_so_kenh_trao_oi_thong_tin_tren_Internet_Tiet_2.docx
@@ -35,10 +35,15 @@
               <w:spacing w:line="276" w:lineRule="auto" w:after="40"/>
               <w:jc w:val="left"/>
             </w:pPr>
-            <w:r/>
-            <w:r>
-              <w:rPr>
-                <w:rFonts w:ascii="Times New Roman" w:hAnsi="Times New Roman" w:eastAsia="Times New Roman"/>
+            <w:r>
+              <w:rPr>
+                <w:rFonts w:ascii="Times New Roman" w:hAnsi="Times New Roman" w:cs="Times New Roman"/>
+                <w:sz w:val="26"/>
+              </w:rPr>
+            </w:r>
+            <w:r>
+              <w:rPr>
+                <w:rFonts w:ascii="Times New Roman" w:hAnsi="Times New Roman" w:eastAsia="Times New Roman" w:cs="Times New Roman"/>
                 <w:b/>
                 <w:i w:val="0"/>
                 <w:sz w:val="26"/>
@@ -62,10 +67,15 @@
               <w:spacing w:line="276" w:lineRule="auto" w:after="40"/>
               <w:jc w:val="left"/>
             </w:pPr>
-            <w:r/>
-            <w:r>
-              <w:rPr>
-                <w:rFonts w:ascii="Times New Roman" w:hAnsi="Times New Roman" w:eastAsia="Times New Roman"/>
+            <w:r>
+              <w:rPr>
+                <w:rFonts w:ascii="Times New Roman" w:hAnsi="Times New Roman" w:cs="Times New Roman"/>
+                <w:sz w:val="26"/>
+              </w:rPr>
+            </w:r>
+            <w:r>
+              <w:rPr>
+                <w:rFonts w:ascii="Times New Roman" w:hAnsi="Times New Roman" w:eastAsia="Times New Roman" w:cs="Times New Roman"/>
                 <w:b w:val="0"/>
                 <w:i w:val="0"/>
                 <w:sz w:val="26"/>
@@ -91,10 +101,15 @@
               <w:spacing w:line="276" w:lineRule="auto" w:after="40"/>
               <w:jc w:val="left"/>
             </w:pPr>
-            <w:r/>
-            <w:r>
-              <w:rPr>
-                <w:rFonts w:ascii="Times New Roman" w:hAnsi="Times New Roman" w:eastAsia="Times New Roman"/>
+            <w:r>
+              <w:rPr>
+                <w:rFonts w:ascii="Times New Roman" w:hAnsi="Times New Roman" w:cs="Times New Roman"/>
+                <w:sz w:val="26"/>
+              </w:rPr>
+            </w:r>
+            <w:r>
+              <w:rPr>
+                <w:rFonts w:ascii="Times New Roman" w:hAnsi="Times New Roman" w:eastAsia="Times New Roman" w:cs="Times New Roman"/>
                 <w:b w:val="0"/>
                 <w:i w:val="0"/>
                 <w:sz w:val="26"/>
@@ -118,10 +133,15 @@
               <w:spacing w:line="276" w:lineRule="auto" w:after="40"/>
               <w:jc w:val="left"/>
             </w:pPr>
-            <w:r/>
-            <w:r>
-              <w:rPr>
-                <w:rFonts w:ascii="Times New Roman" w:hAnsi="Times New Roman" w:eastAsia="Times New Roman"/>
+            <w:r>
+              <w:rPr>
+                <w:rFonts w:ascii="Times New Roman" w:hAnsi="Times New Roman" w:cs="Times New Roman"/>
+                <w:sz w:val="26"/>
+              </w:rPr>
+            </w:r>
+            <w:r>
+              <w:rPr>
+                <w:rFonts w:ascii="Times New Roman" w:hAnsi="Times New Roman" w:eastAsia="Times New Roman" w:cs="Times New Roman"/>
                 <w:b w:val="0"/>
                 <w:i w:val="0"/>
                 <w:sz w:val="26"/>
@@ -136,7 +156,7 @@
             </w:pPr>
             <w:r>
               <w:rPr>
-                <w:rFonts w:ascii="Times New Roman" w:hAnsi="Times New Roman" w:eastAsia="Times New Roman"/>
+                <w:rFonts w:ascii="Times New Roman" w:hAnsi="Times New Roman" w:eastAsia="Times New Roman" w:cs="Times New Roman"/>
                 <w:b w:val="0"/>
                 <w:i w:val="0"/>
                 <w:sz w:val="26"/>
@@ -151,7 +171,7 @@
             </w:pPr>
             <w:r>
               <w:rPr>
-                <w:rFonts w:ascii="Times New Roman" w:hAnsi="Times New Roman" w:eastAsia="Times New Roman"/>
+                <w:rFonts w:ascii="Times New Roman" w:hAnsi="Times New Roman" w:eastAsia="Times New Roman" w:cs="Times New Roman"/>
                 <w:b w:val="0"/>
                 <w:i w:val="0"/>
                 <w:sz w:val="26"/>
@@ -176,7 +196,7 @@
       </w:pPr>
       <w:r>
         <w:rPr>
-          <w:rFonts w:ascii="Times New Roman" w:hAnsi="Times New Roman" w:eastAsia="Times New Roman"/>
+          <w:rFonts w:ascii="Times New Roman" w:hAnsi="Times New Roman" w:eastAsia="Times New Roman" w:cs="Times New Roman"/>
           <w:b/>
           <w:i w:val="0"/>
           <w:sz w:val="26"/>
@@ -191,7 +211,7 @@
       </w:pPr>
       <w:r>
         <w:rPr>
-          <w:rFonts w:ascii="Times New Roman" w:hAnsi="Times New Roman" w:eastAsia="Times New Roman"/>
+          <w:rFonts w:ascii="Times New Roman" w:hAnsi="Times New Roman" w:eastAsia="Times New Roman" w:cs="Times New Roman"/>
           <w:b/>
           <w:i/>
           <w:sz w:val="26"/>
@@ -206,7 +226,7 @@
       </w:pPr>
       <w:r>
         <w:rPr>
-          <w:rFonts w:ascii="Times New Roman" w:hAnsi="Times New Roman" w:eastAsia="Times New Roman"/>
+          <w:rFonts w:ascii="Times New Roman" w:hAnsi="Times New Roman" w:eastAsia="Times New Roman" w:cs="Times New Roman"/>
           <w:b/>
           <w:i/>
           <w:sz w:val="26"/>
@@ -221,7 +241,7 @@
       </w:pPr>
       <w:r>
         <w:rPr>
-          <w:rFonts w:ascii="Times New Roman" w:hAnsi="Times New Roman" w:eastAsia="Times New Roman"/>
+          <w:rFonts w:ascii="Times New Roman" w:hAnsi="Times New Roman" w:eastAsia="Times New Roman" w:cs="Times New Roman"/>
           <w:b/>
           <w:i w:val="0"/>
           <w:sz w:val="26"/>
@@ -237,7 +257,7 @@
       </w:pPr>
       <w:r>
         <w:rPr>
-          <w:rFonts w:ascii="Times New Roman" w:hAnsi="Times New Roman" w:eastAsia="Times New Roman"/>
+          <w:rFonts w:ascii="Times New Roman" w:hAnsi="Times New Roman" w:eastAsia="Times New Roman" w:cs="Times New Roman"/>
           <w:b/>
           <w:i w:val="0"/>
           <w:sz w:val="26"/>
@@ -253,7 +273,7 @@
       </w:pPr>
       <w:r>
         <w:rPr>
-          <w:rFonts w:ascii="Times New Roman" w:hAnsi="Times New Roman" w:eastAsia="Times New Roman"/>
+          <w:rFonts w:ascii="Times New Roman" w:hAnsi="Times New Roman" w:eastAsia="Times New Roman" w:cs="Times New Roman"/>
           <w:b/>
           <w:i w:val="0"/>
           <w:sz w:val="26"/>
@@ -269,7 +289,7 @@
       </w:pPr>
       <w:r>
         <w:rPr>
-          <w:rFonts w:ascii="Times New Roman" w:hAnsi="Times New Roman" w:eastAsia="Times New Roman"/>
+          <w:rFonts w:ascii="Times New Roman" w:hAnsi="Times New Roman" w:eastAsia="Times New Roman" w:cs="Times New Roman"/>
           <w:b w:val="0"/>
           <w:i w:val="0"/>
           <w:sz w:val="26"/>
@@ -285,7 +305,7 @@
       </w:pPr>
       <w:r>
         <w:rPr>
-          <w:rFonts w:ascii="Times New Roman" w:hAnsi="Times New Roman" w:eastAsia="Times New Roman"/>
+          <w:rFonts w:ascii="Times New Roman" w:hAnsi="Times New Roman" w:eastAsia="Times New Roman" w:cs="Times New Roman"/>
           <w:b/>
           <w:i w:val="0"/>
           <w:sz w:val="26"/>
@@ -301,7 +321,7 @@
       </w:pPr>
       <w:r>
         <w:rPr>
-          <w:rFonts w:ascii="Times New Roman" w:hAnsi="Times New Roman" w:eastAsia="Times New Roman"/>
+          <w:rFonts w:ascii="Times New Roman" w:hAnsi="Times New Roman" w:eastAsia="Times New Roman" w:cs="Times New Roman"/>
           <w:b/>
           <w:i w:val="0"/>
           <w:sz w:val="26"/>
@@ -317,13 +337,21 @@
       </w:pPr>
       <w:r>
         <w:rPr>
-          <w:rFonts w:ascii="Times New Roman" w:hAnsi="Times New Roman" w:eastAsia="Times New Roman"/>
+          <w:rFonts w:ascii="Times New Roman" w:hAnsi="Times New Roman" w:eastAsia="Times New Roman" w:cs="Times New Roman"/>
           <w:b w:val="0"/>
           <w:i w:val="0"/>
           <w:sz w:val="26"/>
         </w:rPr>
         <w:t>- NLb (Ứng xử phù hợp trong môi trường số): Nhận biết và tuân thủ các quy định về an toàn, đạo đức và bản quyền thông tin trong bài Bài 4. Mạng xã hội và một số kênh trao đổi thông tin trên Internet (Tiết 2). (Đạt được thông qua Hoạt động 2)</w:t>
       </w:r>
+      <w:r>
+        <w:rPr>
+          <w:rFonts w:ascii="Times New Roman" w:hAnsi="Times New Roman" w:cs="Times New Roman"/>
+          <w:i/>
+          <w:sz w:val="26"/>
+        </w:rPr>
+        <w:t xml:space="preserve"> (Trang SGK: 21 - 23 (Kết nối tri thức))</w:t>
+      </w:r>
     </w:p>
     <w:p>
       <w:pPr>
@@ -333,7 +361,7 @@
       </w:pPr>
       <w:r>
         <w:rPr>
-          <w:rFonts w:ascii="Times New Roman" w:hAnsi="Times New Roman" w:eastAsia="Times New Roman"/>
+          <w:rFonts w:ascii="Times New Roman" w:hAnsi="Times New Roman" w:eastAsia="Times New Roman" w:cs="Times New Roman"/>
           <w:b w:val="0"/>
           <w:i w:val="0"/>
           <w:sz w:val="26"/>
@@ -349,7 +377,7 @@
       </w:pPr>
       <w:r>
         <w:rPr>
-          <w:rFonts w:ascii="Times New Roman" w:hAnsi="Times New Roman" w:eastAsia="Times New Roman"/>
+          <w:rFonts w:ascii="Times New Roman" w:hAnsi="Times New Roman" w:eastAsia="Times New Roman" w:cs="Times New Roman"/>
           <w:b/>
           <w:i w:val="0"/>
           <w:sz w:val="26"/>
@@ -365,7 +393,7 @@
       </w:pPr>
       <w:r>
         <w:rPr>
-          <w:rFonts w:ascii="Times New Roman" w:hAnsi="Times New Roman" w:eastAsia="Times New Roman"/>
+          <w:rFonts w:ascii="Times New Roman" w:hAnsi="Times New Roman" w:eastAsia="Times New Roman" w:cs="Times New Roman"/>
           <w:b w:val="0"/>
           <w:i w:val="0"/>
           <w:sz w:val="26"/>
@@ -381,7 +409,7 @@
       </w:pPr>
       <w:r>
         <w:rPr>
-          <w:rFonts w:ascii="Times New Roman" w:hAnsi="Times New Roman" w:eastAsia="Times New Roman"/>
+          <w:rFonts w:ascii="Times New Roman" w:hAnsi="Times New Roman" w:eastAsia="Times New Roman" w:cs="Times New Roman"/>
           <w:b w:val="0"/>
           <w:i w:val="0"/>
           <w:sz w:val="26"/>
@@ -397,7 +425,7 @@
       </w:pPr>
       <w:r>
         <w:rPr>
-          <w:rFonts w:ascii="Times New Roman" w:hAnsi="Times New Roman" w:eastAsia="Times New Roman"/>
+          <w:rFonts w:ascii="Times New Roman" w:hAnsi="Times New Roman" w:eastAsia="Times New Roman" w:cs="Times New Roman"/>
           <w:b/>
           <w:i w:val="0"/>
           <w:sz w:val="26"/>
@@ -413,7 +441,7 @@
       </w:pPr>
       <w:r>
         <w:rPr>
-          <w:rFonts w:ascii="Times New Roman" w:hAnsi="Times New Roman" w:eastAsia="Times New Roman"/>
+          <w:rFonts w:ascii="Times New Roman" w:hAnsi="Times New Roman" w:eastAsia="Times New Roman" w:cs="Times New Roman"/>
           <w:b w:val="0"/>
           <w:i w:val="0"/>
           <w:sz w:val="26"/>
@@ -429,7 +457,7 @@
       </w:pPr>
       <w:r>
         <w:rPr>
-          <w:rFonts w:ascii="Times New Roman" w:hAnsi="Times New Roman" w:eastAsia="Times New Roman"/>
+          <w:rFonts w:ascii="Times New Roman" w:hAnsi="Times New Roman" w:eastAsia="Times New Roman" w:cs="Times New Roman"/>
           <w:b w:val="0"/>
           <w:i w:val="0"/>
           <w:sz w:val="26"/>
@@ -445,7 +473,7 @@
       </w:pPr>
       <w:r>
         <w:rPr>
-          <w:rFonts w:ascii="Times New Roman" w:hAnsi="Times New Roman" w:eastAsia="Times New Roman"/>
+          <w:rFonts w:ascii="Times New Roman" w:hAnsi="Times New Roman" w:eastAsia="Times New Roman" w:cs="Times New Roman"/>
           <w:b w:val="0"/>
           <w:i w:val="0"/>
           <w:sz w:val="26"/>
@@ -455,13 +483,87 @@
     </w:p>
     <w:p>
       <w:pPr>
+        <w:spacing w:before="80" w:after="40"/>
+        <w:ind w:left="360" w:firstLine="0"/>
+      </w:pPr>
+      <w:r>
+        <w:rPr>
+          <w:rFonts w:ascii="Times New Roman" w:hAnsi="Times New Roman" w:cs="Times New Roman"/>
+          <w:b/>
+          <w:sz w:val="26"/>
+        </w:rPr>
+        <w:t>2.4. Năng lực Trí tuệ nhân tạo (AI) được phát triển:</w:t>
+      </w:r>
+    </w:p>
+    <w:p>
+      <w:pPr>
+        <w:spacing w:before="40" w:after="40"/>
+        <w:ind w:left="720" w:hanging="360"/>
+      </w:pPr>
+      <w:r>
+        <w:rPr>
+          <w:rFonts w:ascii="Times New Roman" w:hAnsi="Times New Roman" w:cs="Times New Roman"/>
+          <w:b w:val="0"/>
+          <w:sz w:val="26"/>
+        </w:rPr>
+        <w:t xml:space="preserve">- </w:t>
+      </w:r>
+      <w:r>
+        <w:rPr>
+          <w:rFonts w:ascii="Times New Roman" w:hAnsi="Times New Roman" w:cs="Times New Roman"/>
+          <w:b/>
+          <w:sz w:val="26"/>
+        </w:rPr>
+        <w:t xml:space="preserve">7.B3.1: </w:t>
+      </w:r>
+      <w:r>
+        <w:rPr>
+          <w:rFonts w:ascii="Times New Roman" w:hAnsi="Times New Roman" w:cs="Times New Roman"/>
+          <w:b w:val="0"/>
+          <w:sz w:val="26"/>
+        </w:rPr>
+        <w:t>Thực hành ứng xử văn minh, có trách nhiệm và tuân thủ pháp luật khi giao tiếp trên mạng xã hội (Đạt được thông qua Hoạt động 3, Hoạt động 4).</w:t>
+      </w:r>
+    </w:p>
+    <w:p>
+      <w:pPr>
+        <w:spacing w:before="40" w:after="40"/>
+        <w:ind w:left="720" w:hanging="360"/>
+      </w:pPr>
+      <w:r>
+        <w:rPr>
+          <w:rFonts w:ascii="Times New Roman" w:hAnsi="Times New Roman" w:cs="Times New Roman"/>
+          <w:b w:val="0"/>
+          <w:sz w:val="26"/>
+        </w:rPr>
+        <w:t xml:space="preserve">- </w:t>
+      </w:r>
+      <w:r>
+        <w:rPr>
+          <w:rFonts w:ascii="Times New Roman" w:hAnsi="Times New Roman" w:cs="Times New Roman"/>
+          <w:b/>
+          <w:sz w:val="26"/>
+        </w:rPr>
+        <w:t xml:space="preserve">7.A1.1: </w:t>
+      </w:r>
+      <w:r>
+        <w:rPr>
+          <w:rFonts w:ascii="Times New Roman" w:hAnsi="Times New Roman" w:cs="Times New Roman"/>
+          <w:b w:val="0"/>
+          <w:sz w:val="26"/>
+        </w:rPr>
+        <w:t>Phát triển tư duy phản biện trước các thông tin sai lệch, tin giả do AI tạo ra trên không gian mạng (Đạt được thông qua Hoạt động 2, Hoạt động 4).</w:t>
+      </w:r>
+    </w:p>
+    <w:p>
+      <w:pPr>
         <w:spacing w:line="276" w:lineRule="auto" w:after="60" w:before="0"/>
         <w:ind w:firstLine="284"/>
         <w:jc w:val="both"/>
       </w:pPr>
       <w:r>
         <w:rPr>
-          <w:rFonts w:ascii="Times New Roman" w:hAnsi="Times New Roman" w:eastAsia="Times New Roman"/>
+          <w:rFonts w:ascii="Times New Roman" w:hAnsi="Times New Roman" w:eastAsia="Times New Roman" w:cs="Times New Roman"/>
           <w:b/>
           <w:i w:val="0"/>
           <w:sz w:val="26"/>
@@ -477,7 +579,7 @@
       </w:pPr>
       <w:r>
         <w:rPr>
-          <w:rFonts w:ascii="Times New Roman" w:hAnsi="Times New Roman" w:eastAsia="Times New Roman"/>
+          <w:rFonts w:ascii="Times New Roman" w:hAnsi="Times New Roman" w:eastAsia="Times New Roman" w:cs="Times New Roman"/>
           <w:b w:val="0"/>
           <w:i w:val="0"/>
           <w:sz w:val="26"/>
@@ -493,7 +595,7 @@
       </w:pPr>
       <w:r>
         <w:rPr>
-          <w:rFonts w:ascii="Times New Roman" w:hAnsi="Times New Roman" w:eastAsia="Times New Roman"/>
+          <w:rFonts w:ascii="Times New Roman" w:hAnsi="Times New Roman" w:eastAsia="Times New Roman" w:cs="Times New Roman"/>
           <w:b w:val="0"/>
           <w:i w:val="0"/>
           <w:sz w:val="26"/>
@@ -509,7 +611,7 @@
       </w:pPr>
       <w:r>
         <w:rPr>
-          <w:rFonts w:ascii="Times New Roman" w:hAnsi="Times New Roman" w:eastAsia="Times New Roman"/>
+          <w:rFonts w:ascii="Times New Roman" w:hAnsi="Times New Roman" w:eastAsia="Times New Roman" w:cs="Times New Roman"/>
           <w:b w:val="0"/>
           <w:i w:val="0"/>
           <w:sz w:val="26"/>
@@ -525,7 +627,7 @@
       </w:pPr>
       <w:r>
         <w:rPr>
-          <w:rFonts w:ascii="Times New Roman" w:hAnsi="Times New Roman" w:eastAsia="Times New Roman"/>
+          <w:rFonts w:ascii="Times New Roman" w:hAnsi="Times New Roman" w:eastAsia="Times New Roman" w:cs="Times New Roman"/>
           <w:b/>
           <w:i w:val="0"/>
           <w:sz w:val="26"/>
@@ -541,7 +643,7 @@
       </w:pPr>
       <w:r>
         <w:rPr>
-          <w:rFonts w:ascii="Times New Roman" w:hAnsi="Times New Roman" w:eastAsia="Times New Roman"/>
+          <w:rFonts w:ascii="Times New Roman" w:hAnsi="Times New Roman" w:eastAsia="Times New Roman" w:cs="Times New Roman"/>
           <w:b/>
           <w:i w:val="0"/>
           <w:sz w:val="26"/>
@@ -557,7 +659,7 @@
       </w:pPr>
       <w:r>
         <w:rPr>
-          <w:rFonts w:ascii="Times New Roman" w:hAnsi="Times New Roman" w:eastAsia="Times New Roman"/>
+          <w:rFonts w:ascii="Times New Roman" w:hAnsi="Times New Roman" w:eastAsia="Times New Roman" w:cs="Times New Roman"/>
           <w:b w:val="0"/>
           <w:i w:val="0"/>
           <w:sz w:val="26"/>
@@ -573,7 +675,7 @@
       </w:pPr>
       <w:r>
         <w:rPr>
-          <w:rFonts w:ascii="Times New Roman" w:hAnsi="Times New Roman" w:eastAsia="Times New Roman"/>
+          <w:rFonts w:ascii="Times New Roman" w:hAnsi="Times New Roman" w:eastAsia="Times New Roman" w:cs="Times New Roman"/>
           <w:b w:val="0"/>
           <w:i w:val="0"/>
           <w:sz w:val="26"/>
@@ -589,7 +691,7 @@
       </w:pPr>
       <w:r>
         <w:rPr>
-          <w:rFonts w:ascii="Times New Roman" w:hAnsi="Times New Roman" w:eastAsia="Times New Roman"/>
+          <w:rFonts w:ascii="Times New Roman" w:hAnsi="Times New Roman" w:eastAsia="Times New Roman" w:cs="Times New Roman"/>
           <w:b/>
           <w:i w:val="0"/>
           <w:sz w:val="26"/>
@@ -605,7 +707,7 @@
       </w:pPr>
       <w:r>
         <w:rPr>
-          <w:rFonts w:ascii="Times New Roman" w:hAnsi="Times New Roman" w:eastAsia="Times New Roman"/>
+          <w:rFonts w:ascii="Times New Roman" w:hAnsi="Times New Roman" w:eastAsia="Times New Roman" w:cs="Times New Roman"/>
           <w:b w:val="0"/>
           <w:i w:val="0"/>
           <w:sz w:val="26"/>
@@ -621,7 +723,7 @@
       </w:pPr>
       <w:r>
         <w:rPr>
-          <w:rFonts w:ascii="Times New Roman" w:hAnsi="Times New Roman" w:eastAsia="Times New Roman"/>
+          <w:rFonts w:ascii="Times New Roman" w:hAnsi="Times New Roman" w:eastAsia="Times New Roman" w:cs="Times New Roman"/>
           <w:b w:val="0"/>
           <w:i w:val="0"/>
           <w:sz w:val="26"/>
@@ -637,7 +739,7 @@
       </w:pPr>
       <w:r>
         <w:rPr>
-          <w:rFonts w:ascii="Times New Roman" w:hAnsi="Times New Roman" w:eastAsia="Times New Roman"/>
+          <w:rFonts w:ascii="Times New Roman" w:hAnsi="Times New Roman" w:eastAsia="Times New Roman" w:cs="Times New Roman"/>
           <w:b/>
           <w:i w:val="0"/>
           <w:sz w:val="26"/>
@@ -653,7 +755,7 @@
       </w:pPr>
       <w:r>
         <w:rPr>
-          <w:rFonts w:ascii="Times New Roman" w:hAnsi="Times New Roman" w:eastAsia="Times New Roman"/>
+          <w:rFonts w:ascii="Times New Roman" w:hAnsi="Times New Roman" w:eastAsia="Times New Roman" w:cs="Times New Roman"/>
           <w:b/>
           <w:i w:val="0"/>
           <w:sz w:val="26"/>
@@ -669,7 +771,7 @@
       </w:pPr>
       <w:r>
         <w:rPr>
-          <w:rFonts w:ascii="Times New Roman" w:hAnsi="Times New Roman" w:eastAsia="Times New Roman"/>
+          <w:rFonts w:ascii="Times New Roman" w:hAnsi="Times New Roman" w:eastAsia="Times New Roman" w:cs="Times New Roman"/>
           <w:b/>
           <w:i w:val="0"/>
           <w:sz w:val="26"/>
@@ -678,7 +780,7 @@
       </w:r>
       <w:r>
         <w:rPr>
-          <w:rFonts w:ascii="Times New Roman" w:hAnsi="Times New Roman" w:eastAsia="Times New Roman"/>
+          <w:rFonts w:ascii="Times New Roman" w:hAnsi="Times New Roman" w:eastAsia="Times New Roman" w:cs="Times New Roman"/>
           <w:b w:val="0"/>
           <w:i/>
           <w:sz w:val="26"/>
@@ -694,7 +796,7 @@
       </w:pPr>
       <w:r>
         <w:rPr>
-          <w:rFonts w:ascii="Times New Roman" w:hAnsi="Times New Roman" w:eastAsia="Times New Roman"/>
+          <w:rFonts w:ascii="Times New Roman" w:hAnsi="Times New Roman" w:eastAsia="Times New Roman" w:cs="Times New Roman"/>
           <w:b/>
           <w:i w:val="0"/>
           <w:sz w:val="26"/>
@@ -703,7 +805,7 @@
       </w:r>
       <w:r>
         <w:rPr>
-          <w:rFonts w:ascii="Times New Roman" w:hAnsi="Times New Roman" w:eastAsia="Times New Roman"/>
+          <w:rFonts w:ascii="Times New Roman" w:hAnsi="Times New Roman" w:eastAsia="Times New Roman" w:cs="Times New Roman"/>
           <w:b w:val="0"/>
           <w:i/>
           <w:sz w:val="26"/>
@@ -719,7 +821,7 @@
       </w:pPr>
       <w:r>
         <w:rPr>
-          <w:rFonts w:ascii="Times New Roman" w:hAnsi="Times New Roman" w:eastAsia="Times New Roman"/>
+          <w:rFonts w:ascii="Times New Roman" w:hAnsi="Times New Roman" w:eastAsia="Times New Roman" w:cs="Times New Roman"/>
           <w:b/>
           <w:i w:val="0"/>
           <w:sz w:val="26"/>
@@ -728,7 +830,7 @@
       </w:r>
       <w:r>
         <w:rPr>
-          <w:rFonts w:ascii="Times New Roman" w:hAnsi="Times New Roman" w:eastAsia="Times New Roman"/>
+          <w:rFonts w:ascii="Times New Roman" w:hAnsi="Times New Roman" w:eastAsia="Times New Roman" w:cs="Times New Roman"/>
           <w:b w:val="0"/>
           <w:i/>
           <w:sz w:val="26"/>
@@ -744,7 +846,7 @@
       </w:pPr>
       <w:r>
         <w:rPr>
-          <w:rFonts w:ascii="Times New Roman" w:hAnsi="Times New Roman" w:eastAsia="Times New Roman"/>
+          <w:rFonts w:ascii="Times New Roman" w:hAnsi="Times New Roman" w:eastAsia="Times New Roman" w:cs="Times New Roman"/>
           <w:b/>
           <w:i w:val="0"/>
           <w:sz w:val="26"/>
@@ -785,10 +887,15 @@
               <w:spacing w:line="276" w:lineRule="auto" w:after="40"/>
               <w:jc w:val="center"/>
             </w:pPr>
-            <w:r/>
-            <w:r>
-              <w:rPr>
-                <w:rFonts w:ascii="Times New Roman" w:hAnsi="Times New Roman" w:eastAsia="Times New Roman"/>
+            <w:r>
+              <w:rPr>
+                <w:rFonts w:ascii="Times New Roman" w:hAnsi="Times New Roman" w:cs="Times New Roman"/>
+                <w:sz w:val="26"/>
+              </w:rPr>
+            </w:r>
+            <w:r>
+              <w:rPr>
+                <w:rFonts w:ascii="Times New Roman" w:hAnsi="Times New Roman" w:eastAsia="Times New Roman" w:cs="Times New Roman"/>
                 <w:b/>
                 <w:i w:val="0"/>
                 <w:sz w:val="26"/>
@@ -812,10 +919,15 @@
               <w:spacing w:line="276" w:lineRule="auto" w:after="40"/>
               <w:jc w:val="center"/>
             </w:pPr>
-            <w:r/>
-            <w:r>
-              <w:rPr>
-                <w:rFonts w:ascii="Times New Roman" w:hAnsi="Times New Roman" w:eastAsia="Times New Roman"/>
+            <w:r>
+              <w:rPr>
+                <w:rFonts w:ascii="Times New Roman" w:hAnsi="Times New Roman" w:cs="Times New Roman"/>
+                <w:sz w:val="26"/>
+              </w:rPr>
+            </w:r>
+            <w:r>
+              <w:rPr>
+                <w:rFonts w:ascii="Times New Roman" w:hAnsi="Times New Roman" w:eastAsia="Times New Roman" w:cs="Times New Roman"/>
                 <w:b/>
                 <w:i w:val="0"/>
                 <w:sz w:val="26"/>
@@ -838,168 +950,98 @@
           </w:tcPr>
           <w:p>
             <w:pPr>
-              <w:spacing w:line="276" w:lineRule="auto" w:after="40"/>
-              <w:jc w:val="left"/>
+              <w:spacing w:after="60" w:line="276" w:lineRule="auto"/>
             </w:pPr>
             <w:r/>
             <w:r>
               <w:rPr>
-                <w:rFonts w:ascii="Times New Roman" w:hAnsi="Times New Roman" w:eastAsia="Times New Roman"/>
+                <w:rFonts w:ascii="Times New Roman" w:hAnsi="Times New Roman"/>
+                <w:b/>
+                <w:i w:val="0"/>
+                <w:color w:val="000000"/>
+                <w:sz w:val="26"/>
+              </w:rPr>
+              <w:t>1. Hoạt động MỞ ĐẦU (5 phút)</w:t>
+            </w:r>
+          </w:p>
+          <w:p>
+            <w:pPr>
+              <w:spacing w:after="60" w:line="276" w:lineRule="auto"/>
+            </w:pPr>
+            <w:r>
+              <w:rPr>
+                <w:rFonts w:ascii="Times New Roman" w:hAnsi="Times New Roman"/>
+                <w:b/>
+                <w:i/>
+                <w:color w:val="000000"/>
+                <w:sz w:val="26"/>
+              </w:rPr>
+              <w:t>*Mục tiêu: Nhận diện nguy cơ mất an toàn thông tin và vấn nạn tin giả trên không gian mạng.</w:t>
+            </w:r>
+          </w:p>
+          <w:p>
+            <w:pPr>
+              <w:spacing w:after="60" w:line="276" w:lineRule="auto"/>
+            </w:pPr>
+          </w:p>
+          <w:p>
+            <w:pPr>
+              <w:spacing w:after="60" w:line="276" w:lineRule="auto"/>
+            </w:pPr>
+            <w:r>
+              <w:rPr>
+                <w:rFonts w:ascii="Times New Roman" w:hAnsi="Times New Roman"/>
                 <w:b w:val="0"/>
                 <w:i w:val="0"/>
-                <w:sz w:val="26"/>
-              </w:rPr>
-              <w:t>Bước 1: Chuyển giao nhiệm vụ học tập:</w:t>
-            </w:r>
-          </w:p>
-          <w:p>
-            <w:pPr>
-              <w:spacing w:line="276" w:lineRule="auto" w:after="40"/>
-              <w:jc w:val="left"/>
-            </w:pPr>
-            <w:r>
-              <w:rPr>
-                <w:rFonts w:ascii="Times New Roman" w:hAnsi="Times New Roman" w:eastAsia="Times New Roman"/>
+                <w:color w:val="000000"/>
+                <w:sz w:val="26"/>
+              </w:rPr>
+              <w:t>GV: Kể câu chuyện tình huống: Một học sinh vô tình đăng ảnh thẻ căn cước công dân và lịch trình chuyến đi xa nhà của gia đình lên mạng xã hội, sau đó kẻ xấu đã lợi dụng thông tin đó để lừa đảo.</w:t>
+            </w:r>
+          </w:p>
+          <w:p>
+            <w:pPr>
+              <w:spacing w:after="60" w:line="276" w:lineRule="auto"/>
+            </w:pPr>
+            <w:r>
+              <w:rPr>
+                <w:rFonts w:ascii="Times New Roman" w:hAnsi="Times New Roman"/>
                 <w:b w:val="0"/>
                 <w:i w:val="0"/>
-                <w:sz w:val="26"/>
-              </w:rPr>
-              <w:t>- GV chiếu hình ảnh/video tình huống liên quan đến Bài 4. Mạng xã hội và một số kênh trao đổi thông tin trên Internet (Tiết 2).</w:t>
-            </w:r>
-          </w:p>
-          <w:p>
-            <w:pPr>
-              <w:spacing w:line="276" w:lineRule="auto" w:after="40"/>
-              <w:jc w:val="left"/>
-            </w:pPr>
-            <w:r>
-              <w:rPr>
-                <w:rFonts w:ascii="Times New Roman" w:hAnsi="Times New Roman" w:eastAsia="Times New Roman"/>
+                <w:color w:val="000000"/>
+                <w:sz w:val="26"/>
+              </w:rPr>
+              <w:t>- GV hỏi: Sai lầm của bạn học sinh đó là gì? Làm thế nào để tự bảo vệ mình trên mạng xã hội?</w:t>
+            </w:r>
+          </w:p>
+          <w:p>
+            <w:pPr>
+              <w:spacing w:after="60" w:line="276" w:lineRule="auto"/>
+            </w:pPr>
+            <w:r>
+              <w:rPr>
+                <w:rFonts w:ascii="Times New Roman" w:hAnsi="Times New Roman"/>
                 <w:b w:val="0"/>
                 <w:i w:val="0"/>
-                <w:sz w:val="26"/>
-              </w:rPr>
-              <w:t>- GV nêu câu hỏi gợi mở cho cả lớp.</w:t>
-            </w:r>
-          </w:p>
-          <w:p>
-            <w:pPr>
-              <w:spacing w:line="276" w:lineRule="auto" w:after="40"/>
-              <w:jc w:val="left"/>
-            </w:pPr>
-            <w:r>
-              <w:rPr>
-                <w:rFonts w:ascii="Times New Roman" w:hAnsi="Times New Roman" w:eastAsia="Times New Roman"/>
+                <w:color w:val="000000"/>
+                <w:sz w:val="26"/>
+              </w:rPr>
+              <w:t>- GV gọi 2 HS trả lời.</w:t>
+            </w:r>
+          </w:p>
+          <w:p>
+            <w:pPr>
+              <w:spacing w:after="60" w:line="276" w:lineRule="auto"/>
+            </w:pPr>
+            <w:r>
+              <w:rPr>
+                <w:rFonts w:ascii="Times New Roman" w:hAnsi="Times New Roman"/>
                 <w:b w:val="0"/>
                 <w:i w:val="0"/>
-                <w:sz w:val="26"/>
-              </w:rPr>
-              <w:t>Bước 2: Học sinh tiếp nhận nhiệm vụ học tập:</w:t>
-            </w:r>
-          </w:p>
-          <w:p>
-            <w:pPr>
-              <w:spacing w:line="276" w:lineRule="auto" w:after="40"/>
-              <w:jc w:val="left"/>
-            </w:pPr>
-            <w:r>
-              <w:rPr>
-                <w:rFonts w:ascii="Times New Roman" w:hAnsi="Times New Roman" w:eastAsia="Times New Roman"/>
-                <w:b w:val="0"/>
-                <w:i w:val="0"/>
-                <w:sz w:val="26"/>
-              </w:rPr>
-              <w:t>- HS tập trung quan sát, lắng nghe câu hỏi.</w:t>
-            </w:r>
-          </w:p>
-          <w:p>
-            <w:pPr>
-              <w:spacing w:line="276" w:lineRule="auto" w:after="40"/>
-              <w:jc w:val="left"/>
-            </w:pPr>
-            <w:r>
-              <w:rPr>
-                <w:rFonts w:ascii="Times New Roman" w:hAnsi="Times New Roman" w:eastAsia="Times New Roman"/>
-                <w:b w:val="0"/>
-                <w:i w:val="0"/>
-                <w:sz w:val="26"/>
-              </w:rPr>
-              <w:t>- HS suy nghĩ cá nhân, thảo luận nhanh nhóm đôi.</w:t>
-            </w:r>
-          </w:p>
-          <w:p>
-            <w:pPr>
-              <w:spacing w:line="276" w:lineRule="auto" w:after="40"/>
-              <w:jc w:val="left"/>
-            </w:pPr>
-            <w:r>
-              <w:rPr>
-                <w:rFonts w:ascii="Times New Roman" w:hAnsi="Times New Roman" w:eastAsia="Times New Roman"/>
-                <w:b w:val="0"/>
-                <w:i w:val="0"/>
-                <w:sz w:val="26"/>
-              </w:rPr>
-              <w:t>Bước 3: Báo cáo kết quả hoạt động:</w:t>
-            </w:r>
-          </w:p>
-          <w:p>
-            <w:pPr>
-              <w:spacing w:line="276" w:lineRule="auto" w:after="40"/>
-              <w:jc w:val="left"/>
-            </w:pPr>
-            <w:r>
-              <w:rPr>
-                <w:rFonts w:ascii="Times New Roman" w:hAnsi="Times New Roman" w:eastAsia="Times New Roman"/>
-                <w:b w:val="0"/>
-                <w:i w:val="0"/>
-                <w:sz w:val="26"/>
-              </w:rPr>
-              <w:t>- 2-3 HS giơ tay phát biểu ý kiến.</w:t>
-            </w:r>
-          </w:p>
-          <w:p>
-            <w:pPr>
-              <w:spacing w:line="276" w:lineRule="auto" w:after="40"/>
-              <w:jc w:val="left"/>
-            </w:pPr>
-            <w:r>
-              <w:rPr>
-                <w:rFonts w:ascii="Times New Roman" w:hAnsi="Times New Roman" w:eastAsia="Times New Roman"/>
-                <w:b w:val="0"/>
-                <w:i w:val="0"/>
-                <w:sz w:val="26"/>
-              </w:rPr>
-              <w:t>- Các bạn khác lắng nghe, nhận xét.</w:t>
-            </w:r>
-          </w:p>
-          <w:p>
-            <w:pPr>
-              <w:spacing w:line="276" w:lineRule="auto" w:after="40"/>
-              <w:jc w:val="left"/>
-            </w:pPr>
-            <w:r>
-              <w:rPr>
-                <w:rFonts w:ascii="Times New Roman" w:hAnsi="Times New Roman" w:eastAsia="Times New Roman"/>
-                <w:b w:val="0"/>
-                <w:i w:val="0"/>
-                <w:sz w:val="26"/>
-              </w:rPr>
-              <w:t>Bước 4: Đánh giá kết quả thực hiện nhiệm vụ:</w:t>
-            </w:r>
-          </w:p>
-          <w:p>
-            <w:pPr>
-              <w:spacing w:line="276" w:lineRule="auto" w:after="40"/>
-              <w:jc w:val="left"/>
-            </w:pPr>
-            <w:r>
-              <w:rPr>
-                <w:rFonts w:ascii="Times New Roman" w:hAnsi="Times New Roman" w:eastAsia="Times New Roman"/>
-                <w:b w:val="0"/>
-                <w:i w:val="0"/>
-                <w:sz w:val="26"/>
-              </w:rPr>
-              <w:t>- GV nhận xét, chuẩn hóa và dẫn dắt vào bài mới.</w:t>
+                <w:color w:val="000000"/>
+                <w:sz w:val="26"/>
+              </w:rPr>
+              <w:t>- GV dẫn dắt: Mạng xã hội có tính hai mặt. Tiết học này giúp các em làm chủ các quy tắc bảo mật và văn hóa ứng xử văn minh!</w:t>
             </w:r>
           </w:p>
         </w:tc>
@@ -1015,33 +1057,68 @@
           </w:tcPr>
           <w:p>
             <w:pPr>
-              <w:spacing w:line="276" w:lineRule="auto" w:after="40"/>
-              <w:jc w:val="left"/>
+              <w:spacing w:after="60" w:line="276" w:lineRule="auto"/>
             </w:pPr>
             <w:r/>
             <w:r>
               <w:rPr>
-                <w:rFonts w:ascii="Times New Roman" w:hAnsi="Times New Roman" w:eastAsia="Times New Roman"/>
+                <w:rFonts w:ascii="Times New Roman" w:hAnsi="Times New Roman"/>
+                <w:b/>
+                <w:i w:val="0"/>
+                <w:color w:val="000000"/>
+                <w:sz w:val="26"/>
+              </w:rPr>
+              <w:t>1. Hoạt động MỞ ĐẦU (5 phút)</w:t>
+            </w:r>
+          </w:p>
+          <w:p>
+            <w:pPr>
+              <w:spacing w:after="60" w:line="276" w:lineRule="auto"/>
+            </w:pPr>
+            <w:r>
+              <w:rPr>
+                <w:rFonts w:ascii="Times New Roman" w:hAnsi="Times New Roman"/>
+                <w:b/>
+                <w:i/>
+                <w:color w:val="000000"/>
+                <w:sz w:val="26"/>
+              </w:rPr>
+              <w:t>*Mục tiêu: Nhận diện nguy cơ mất an toàn thông tin và vấn nạn tin giả trên không gian mạng.</w:t>
+            </w:r>
+          </w:p>
+          <w:p>
+            <w:pPr>
+              <w:spacing w:after="60" w:line="276" w:lineRule="auto"/>
+            </w:pPr>
+          </w:p>
+          <w:p>
+            <w:pPr>
+              <w:spacing w:after="60" w:line="276" w:lineRule="auto"/>
+            </w:pPr>
+            <w:r>
+              <w:rPr>
+                <w:rFonts w:ascii="Times New Roman" w:hAnsi="Times New Roman"/>
                 <w:b w:val="0"/>
                 <w:i w:val="0"/>
-                <w:sz w:val="26"/>
-              </w:rPr>
-              <w:t>HS nhận diện được vấn đề bài học.</w:t>
-            </w:r>
-          </w:p>
-          <w:p>
-            <w:pPr>
-              <w:spacing w:line="276" w:lineRule="auto" w:after="40"/>
-              <w:jc w:val="left"/>
-            </w:pPr>
-            <w:r>
-              <w:rPr>
-                <w:rFonts w:ascii="Times New Roman" w:hAnsi="Times New Roman" w:eastAsia="Times New Roman"/>
+                <w:color w:val="000000"/>
+                <w:sz w:val="26"/>
+              </w:rPr>
+              <w:t>- HS trả lời: Lộ thông tin cá nhân nguy hiểm, kẻ gian theo dõi.</w:t>
+            </w:r>
+          </w:p>
+          <w:p>
+            <w:pPr>
+              <w:spacing w:after="60" w:line="276" w:lineRule="auto"/>
+            </w:pPr>
+            <w:r>
+              <w:rPr>
+                <w:rFonts w:ascii="Times New Roman" w:hAnsi="Times New Roman"/>
                 <w:b w:val="0"/>
                 <w:i w:val="0"/>
-                <w:sz w:val="26"/>
-              </w:rPr>
-              <w:t>HS hứng thú, sẵn sàng tìm hiểu nội dung mới.</w:t>
+                <w:color w:val="000000"/>
+                <w:sz w:val="26"/>
+              </w:rPr>
+              <w:t>- HS ý thức được sự cần thiết phải bảo mật.</w:t>
             </w:r>
           </w:p>
         </w:tc>
@@ -1061,7 +1138,7 @@
       </w:pPr>
       <w:r>
         <w:rPr>
-          <w:rFonts w:ascii="Times New Roman" w:hAnsi="Times New Roman" w:eastAsia="Times New Roman"/>
+          <w:rFonts w:ascii="Times New Roman" w:hAnsi="Times New Roman" w:eastAsia="Times New Roman" w:cs="Times New Roman"/>
           <w:b/>
           <w:i w:val="0"/>
           <w:sz w:val="26"/>
@@ -1077,7 +1154,7 @@
       </w:pPr>
       <w:r>
         <w:rPr>
-          <w:rFonts w:ascii="Times New Roman" w:hAnsi="Times New Roman" w:eastAsia="Times New Roman"/>
+          <w:rFonts w:ascii="Times New Roman" w:hAnsi="Times New Roman" w:eastAsia="Times New Roman" w:cs="Times New Roman"/>
           <w:b/>
           <w:i w:val="0"/>
           <w:sz w:val="26"/>
@@ -1086,7 +1163,7 @@
       </w:r>
       <w:r>
         <w:rPr>
-          <w:rFonts w:ascii="Times New Roman" w:hAnsi="Times New Roman" w:eastAsia="Times New Roman"/>
+          <w:rFonts w:ascii="Times New Roman" w:hAnsi="Times New Roman" w:eastAsia="Times New Roman" w:cs="Times New Roman"/>
           <w:b w:val="0"/>
           <w:i/>
           <w:sz w:val="26"/>
@@ -1102,7 +1179,7 @@
       </w:pPr>
       <w:r>
         <w:rPr>
-          <w:rFonts w:ascii="Times New Roman" w:hAnsi="Times New Roman" w:eastAsia="Times New Roman"/>
+          <w:rFonts w:ascii="Times New Roman" w:hAnsi="Times New Roman" w:eastAsia="Times New Roman" w:cs="Times New Roman"/>
           <w:b/>
           <w:i w:val="0"/>
           <w:sz w:val="26"/>
@@ -1111,7 +1188,7 @@
       </w:r>
       <w:r>
         <w:rPr>
-          <w:rFonts w:ascii="Times New Roman" w:hAnsi="Times New Roman" w:eastAsia="Times New Roman"/>
+          <w:rFonts w:ascii="Times New Roman" w:hAnsi="Times New Roman" w:eastAsia="Times New Roman" w:cs="Times New Roman"/>
           <w:b w:val="0"/>
           <w:i/>
           <w:sz w:val="26"/>
@@ -1127,7 +1204,7 @@
       </w:pPr>
       <w:r>
         <w:rPr>
-          <w:rFonts w:ascii="Times New Roman" w:hAnsi="Times New Roman" w:eastAsia="Times New Roman"/>
+          <w:rFonts w:ascii="Times New Roman" w:hAnsi="Times New Roman" w:eastAsia="Times New Roman" w:cs="Times New Roman"/>
           <w:b/>
           <w:i w:val="0"/>
           <w:sz w:val="26"/>
@@ -1136,7 +1213,7 @@
       </w:r>
       <w:r>
         <w:rPr>
-          <w:rFonts w:ascii="Times New Roman" w:hAnsi="Times New Roman" w:eastAsia="Times New Roman"/>
+          <w:rFonts w:ascii="Times New Roman" w:hAnsi="Times New Roman" w:eastAsia="Times New Roman" w:cs="Times New Roman"/>
           <w:b w:val="0"/>
           <w:i/>
           <w:sz w:val="26"/>
@@ -1152,7 +1229,7 @@
       </w:pPr>
       <w:r>
         <w:rPr>
-          <w:rFonts w:ascii="Times New Roman" w:hAnsi="Times New Roman" w:eastAsia="Times New Roman"/>
+          <w:rFonts w:ascii="Times New Roman" w:hAnsi="Times New Roman" w:eastAsia="Times New Roman" w:cs="Times New Roman"/>
           <w:b/>
           <w:i w:val="0"/>
           <w:sz w:val="26"/>
@@ -1193,10 +1270,15 @@
               <w:spacing w:line="276" w:lineRule="auto" w:after="40"/>
               <w:jc w:val="center"/>
             </w:pPr>
-            <w:r/>
-            <w:r>
-              <w:rPr>
-                <w:rFonts w:ascii="Times New Roman" w:hAnsi="Times New Roman" w:eastAsia="Times New Roman"/>
+            <w:r>
+              <w:rPr>
+                <w:rFonts w:ascii="Times New Roman" w:hAnsi="Times New Roman" w:cs="Times New Roman"/>
+                <w:sz w:val="26"/>
+              </w:rPr>
+            </w:r>
+            <w:r>
+              <w:rPr>
+                <w:rFonts w:ascii="Times New Roman" w:hAnsi="Times New Roman" w:eastAsia="Times New Roman" w:cs="Times New Roman"/>
                 <w:b/>
                 <w:i w:val="0"/>
                 <w:sz w:val="26"/>
@@ -1220,10 +1302,15 @@
               <w:spacing w:line="276" w:lineRule="auto" w:after="40"/>
               <w:jc w:val="center"/>
             </w:pPr>
-            <w:r/>
-            <w:r>
-              <w:rPr>
-                <w:rFonts w:ascii="Times New Roman" w:hAnsi="Times New Roman" w:eastAsia="Times New Roman"/>
+            <w:r>
+              <w:rPr>
+                <w:rFonts w:ascii="Times New Roman" w:hAnsi="Times New Roman" w:cs="Times New Roman"/>
+                <w:sz w:val="26"/>
+              </w:rPr>
+            </w:r>
+            <w:r>
+              <w:rPr>
+                <w:rFonts w:ascii="Times New Roman" w:hAnsi="Times New Roman" w:eastAsia="Times New Roman" w:cs="Times New Roman"/>
                 <w:b/>
                 <w:i w:val="0"/>
                 <w:sz w:val="26"/>
@@ -1246,153 +1333,273 @@
           </w:tcPr>
           <w:p>
             <w:pPr>
-              <w:spacing w:line="276" w:lineRule="auto" w:after="40"/>
-              <w:jc w:val="left"/>
+              <w:spacing w:after="60" w:line="276" w:lineRule="auto"/>
             </w:pPr>
             <w:r/>
             <w:r>
               <w:rPr>
-                <w:rFonts w:ascii="Times New Roman" w:hAnsi="Times New Roman" w:eastAsia="Times New Roman"/>
+                <w:rFonts w:ascii="Times New Roman" w:hAnsi="Times New Roman"/>
+                <w:b/>
+                <w:i w:val="0"/>
+                <w:color w:val="000000"/>
+                <w:sz w:val="26"/>
+              </w:rPr>
+              <w:t>2. HOẠT ĐỘNG HÌNH THÀNH KIẾN THỨC MỚI (15 phút)</w:t>
+            </w:r>
+          </w:p>
+          <w:p>
+            <w:pPr>
+              <w:spacing w:after="60" w:line="276" w:lineRule="auto"/>
+            </w:pPr>
+            <w:r>
+              <w:rPr>
+                <w:rFonts w:ascii="Times New Roman" w:hAnsi="Times New Roman"/>
+                <w:b/>
+                <w:i/>
+                <w:color w:val="000000"/>
+                <w:sz w:val="26"/>
+              </w:rPr>
+              <w:t>*Mục tiêu: HS phân tích tính hai mặt của mạng xã hội và thực hiện đúng các quy tắc bảo mật, văn hóa số.</w:t>
+            </w:r>
+          </w:p>
+          <w:p>
+            <w:pPr>
+              <w:spacing w:after="60" w:line="276" w:lineRule="auto"/>
+            </w:pPr>
+          </w:p>
+          <w:p>
+            <w:pPr>
+              <w:spacing w:after="60" w:line="276" w:lineRule="auto"/>
+            </w:pPr>
+            <w:r>
+              <w:rPr>
+                <w:rFonts w:ascii="Times New Roman" w:hAnsi="Times New Roman"/>
+                <w:b/>
+                <w:i/>
+                <w:color w:val="000000"/>
+                <w:sz w:val="26"/>
+              </w:rPr>
+              <w:t>Nội dung 1: Tính hai mặt của mạng xã hội (7 phút)</w:t>
+            </w:r>
+          </w:p>
+          <w:p>
+            <w:pPr>
+              <w:spacing w:after="60" w:line="276" w:lineRule="auto"/>
+            </w:pPr>
+            <w:r>
+              <w:rPr>
+                <w:rFonts w:ascii="Times New Roman" w:hAnsi="Times New Roman"/>
                 <w:b w:val="0"/>
                 <w:i w:val="0"/>
-                <w:sz w:val="26"/>
-              </w:rPr>
-              <w:t>Bước 1: Chuyển giao nhiệm vụ học tập:</w:t>
-            </w:r>
-          </w:p>
-          <w:p>
-            <w:pPr>
-              <w:spacing w:line="276" w:lineRule="auto" w:after="40"/>
-              <w:jc w:val="left"/>
-            </w:pPr>
-            <w:r>
-              <w:rPr>
-                <w:rFonts w:ascii="Times New Roman" w:hAnsi="Times New Roman" w:eastAsia="Times New Roman"/>
+                <w:color w:val="000000"/>
+                <w:sz w:val="26"/>
+              </w:rPr>
+              <w:t>GV: Chiếu sơ đồ đối sánh Mặt tích cực ↔ Mặt tiêu cực (SGK tr.21).</w:t>
+            </w:r>
+          </w:p>
+          <w:p>
+            <w:pPr>
+              <w:spacing w:before="80" w:after="80"/>
+              <w:jc w:val="center"/>
+            </w:pPr>
+            <w:r>
+              <w:drawing>
+                <wp:inline xmlns:a="http://schemas.openxmlformats.org/drawingml/2006/main" xmlns:pic="http://schemas.openxmlformats.org/drawingml/2006/picture">
+                  <wp:extent cx="2560320" cy="3592707"/>
+                  <wp:docPr id="1" name="Picture 1"/>
+                  <wp:cNvGraphicFramePr>
+                    <a:graphicFrameLocks noChangeAspect="1"/>
+                  </wp:cNvGraphicFramePr>
+                  <a:graphic>
+                    <a:graphicData uri="http://schemas.openxmlformats.org/drawingml/2006/picture">
+                      <pic:pic>
+                        <pic:nvPicPr>
+                          <pic:cNvPr id="0" name="p21.png"/>
+                          <pic:cNvPicPr/>
+                        </pic:nvPicPr>
+                        <pic:blipFill>
+                          <a:blip r:embed="rId16"/>
+                          <a:stretch>
+                            <a:fillRect/>
+                          </a:stretch>
+                        </pic:blipFill>
+                        <pic:spPr>
+                          <a:xfrm>
+                            <a:off x="0" y="0"/>
+                            <a:ext cx="2560320" cy="3592707"/>
+                          </a:xfrm>
+                          <a:prstGeom prst="rect"/>
+                        </pic:spPr>
+                      </pic:pic>
+                    </a:graphicData>
+                  </a:graphic>
+                </wp:inline>
+              </w:drawing>
+            </w:r>
+          </w:p>
+          <w:p>
+            <w:pPr>
+              <w:spacing w:after="60" w:line="276" w:lineRule="auto"/>
+            </w:pPr>
+            <w:r>
+              <w:rPr>
+                <w:rFonts w:ascii="Times New Roman" w:hAnsi="Times New Roman"/>
                 <w:b w:val="0"/>
                 <w:i w:val="0"/>
-                <w:sz w:val="26"/>
-              </w:rPr>
-              <w:t>- GV giao nhiệm vụ: đọc SGK và theo dõi thao tác mẫu trên máy chiếu.</w:t>
-            </w:r>
-          </w:p>
-          <w:p>
-            <w:pPr>
-              <w:spacing w:line="276" w:lineRule="auto" w:after="40"/>
-              <w:jc w:val="left"/>
-            </w:pPr>
-            <w:r>
-              <w:rPr>
-                <w:rFonts w:ascii="Times New Roman" w:hAnsi="Times New Roman" w:eastAsia="Times New Roman"/>
+                <w:color w:val="000000"/>
+                <w:sz w:val="26"/>
+              </w:rPr>
+              <w:t>- Tích cực: Mở rộng kiến thức, kết nối bạn bè, lan tỏa việc tốt, giải trí lành mạnh.</w:t>
+            </w:r>
+          </w:p>
+          <w:p>
+            <w:pPr>
+              <w:spacing w:after="60" w:line="276" w:lineRule="auto"/>
+            </w:pPr>
+            <w:r>
+              <w:rPr>
+                <w:rFonts w:ascii="Times New Roman" w:hAnsi="Times New Roman"/>
                 <w:b w:val="0"/>
                 <w:i w:val="0"/>
-                <w:sz w:val="26"/>
-              </w:rPr>
-              <w:t>Bước 2: Học sinh tiếp nhận nhiệm vụ học tập:</w:t>
-            </w:r>
-          </w:p>
-          <w:p>
-            <w:pPr>
-              <w:spacing w:line="276" w:lineRule="auto" w:after="40"/>
-              <w:jc w:val="left"/>
-            </w:pPr>
-            <w:r>
-              <w:rPr>
-                <w:rFonts w:ascii="Times New Roman" w:hAnsi="Times New Roman" w:eastAsia="Times New Roman"/>
+                <w:color w:val="000000"/>
+                <w:sz w:val="26"/>
+              </w:rPr>
+              <w:t>- Tiêu cực: Nguy cơ nghiện mạng, tốn thời gian, tiếp xúc tin giả (fake news), bạo lực mạng, rò rỉ dữ liệu cá nhân.</w:t>
+            </w:r>
+          </w:p>
+          <w:p>
+            <w:pPr>
+              <w:spacing w:after="60" w:line="276" w:lineRule="auto"/>
+            </w:pPr>
+          </w:p>
+          <w:p>
+            <w:pPr>
+              <w:spacing w:after="60" w:line="276" w:lineRule="auto"/>
+            </w:pPr>
+            <w:r>
+              <w:rPr>
+                <w:rFonts w:ascii="Times New Roman" w:hAnsi="Times New Roman"/>
+                <w:b/>
+                <w:i/>
+                <w:color w:val="000000"/>
+                <w:sz w:val="26"/>
+              </w:rPr>
+              <w:t>Nội dung 2: Quy tắc vàng sử dụng mạng xã hội an toàn (8 phút)</w:t>
+            </w:r>
+          </w:p>
+          <w:p>
+            <w:pPr>
+              <w:spacing w:after="60" w:line="276" w:lineRule="auto"/>
+            </w:pPr>
+            <w:r>
+              <w:rPr>
+                <w:rFonts w:ascii="Times New Roman" w:hAnsi="Times New Roman"/>
                 <w:b w:val="0"/>
                 <w:i w:val="0"/>
-                <w:sz w:val="26"/>
-              </w:rPr>
-              <w:t>- HS mở SGK trang tương ứng và quan sát màn chiếu.</w:t>
-            </w:r>
-          </w:p>
-          <w:p>
-            <w:pPr>
-              <w:spacing w:line="276" w:lineRule="auto" w:after="40"/>
-              <w:jc w:val="left"/>
-            </w:pPr>
-            <w:r>
-              <w:rPr>
-                <w:rFonts w:ascii="Times New Roman" w:hAnsi="Times New Roman" w:eastAsia="Times New Roman"/>
+                <w:color w:val="000000"/>
+                <w:sz w:val="26"/>
+              </w:rPr>
+              <w:t>GV: Chiếu mascot khiên bảo vệ và hệ thống 4 quy tắc an toàn.</w:t>
+            </w:r>
+          </w:p>
+          <w:p>
+            <w:pPr>
+              <w:spacing w:before="80" w:after="80"/>
+              <w:jc w:val="center"/>
+            </w:pPr>
+            <w:r>
+              <w:drawing>
+                <wp:inline xmlns:a="http://schemas.openxmlformats.org/drawingml/2006/main" xmlns:pic="http://schemas.openxmlformats.org/drawingml/2006/picture">
+                  <wp:extent cx="2560320" cy="2560320"/>
+                  <wp:docPr id="2" name="Picture 2"/>
+                  <wp:cNvGraphicFramePr>
+                    <a:graphicFrameLocks noChangeAspect="1"/>
+                  </wp:cNvGraphicFramePr>
+                  <a:graphic>
+                    <a:graphicData uri="http://schemas.openxmlformats.org/drawingml/2006/picture">
+                      <pic:pic>
+                        <pic:nvPicPr>
+                          <pic:cNvPr id="0" name="safety_shield_mascot.jpg"/>
+                          <pic:cNvPicPr/>
+                        </pic:nvPicPr>
+                        <pic:blipFill>
+                          <a:blip r:embed="rId17"/>
+                          <a:stretch>
+                            <a:fillRect/>
+                          </a:stretch>
+                        </pic:blipFill>
+                        <pic:spPr>
+                          <a:xfrm>
+                            <a:off x="0" y="0"/>
+                            <a:ext cx="2560320" cy="2560320"/>
+                          </a:xfrm>
+                          <a:prstGeom prst="rect"/>
+                        </pic:spPr>
+                      </pic:pic>
+                    </a:graphicData>
+                  </a:graphic>
+                </wp:inline>
+              </w:drawing>
+            </w:r>
+          </w:p>
+          <w:p>
+            <w:pPr>
+              <w:spacing w:after="60" w:line="276" w:lineRule="auto"/>
+            </w:pPr>
+            <w:r>
+              <w:rPr>
+                <w:rFonts w:ascii="Times New Roman" w:hAnsi="Times New Roman"/>
                 <w:b w:val="0"/>
                 <w:i w:val="0"/>
-                <w:sz w:val="26"/>
-              </w:rPr>
-              <w:t>- HS ghi chép từ khóa chính vào vở.</w:t>
-            </w:r>
-          </w:p>
-          <w:p>
-            <w:pPr>
-              <w:spacing w:line="276" w:lineRule="auto" w:after="40"/>
-              <w:jc w:val="left"/>
-            </w:pPr>
-            <w:r>
-              <w:rPr>
-                <w:rFonts w:ascii="Times New Roman" w:hAnsi="Times New Roman" w:eastAsia="Times New Roman"/>
+                <w:color w:val="000000"/>
+                <w:sz w:val="26"/>
+              </w:rPr>
+              <w:t>- 1. KHÔNG chia sẻ thông tin nhạy cảm: Mật khẩu, địa chỉ nhà, số điện thoại, số CCCD.</w:t>
+            </w:r>
+          </w:p>
+          <w:p>
+            <w:pPr>
+              <w:spacing w:after="60" w:line="276" w:lineRule="auto"/>
+            </w:pPr>
+            <w:r>
+              <w:rPr>
+                <w:rFonts w:ascii="Times New Roman" w:hAnsi="Times New Roman"/>
                 <w:b w:val="0"/>
                 <w:i w:val="0"/>
-                <w:sz w:val="26"/>
-              </w:rPr>
-              <w:t>Bước 3: Báo cáo kết quả hoạt động:</w:t>
-            </w:r>
-          </w:p>
-          <w:p>
-            <w:pPr>
-              <w:spacing w:line="276" w:lineRule="auto" w:after="40"/>
-              <w:jc w:val="left"/>
-            </w:pPr>
-            <w:r>
-              <w:rPr>
-                <w:rFonts w:ascii="Times New Roman" w:hAnsi="Times New Roman" w:eastAsia="Times New Roman"/>
+                <w:color w:val="000000"/>
+                <w:sz w:val="26"/>
+              </w:rPr>
+              <w:t>- 2. Kiểm chứng thông tin: Không vội like, share tin giật gân khi chưa kiểm chứng nguồn gốc.</w:t>
+            </w:r>
+          </w:p>
+          <w:p>
+            <w:pPr>
+              <w:spacing w:after="60" w:line="276" w:lineRule="auto"/>
+            </w:pPr>
+            <w:r>
+              <w:rPr>
+                <w:rFonts w:ascii="Times New Roman" w:hAnsi="Times New Roman"/>
                 <w:b w:val="0"/>
                 <w:i w:val="0"/>
-                <w:sz w:val="26"/>
-              </w:rPr>
-              <w:t>- 1-2 HS lên máy GV thực hiện lại thao tác mẫu.</w:t>
-            </w:r>
-          </w:p>
-          <w:p>
-            <w:pPr>
-              <w:spacing w:line="276" w:lineRule="auto" w:after="40"/>
-              <w:jc w:val="left"/>
-            </w:pPr>
-            <w:r>
-              <w:rPr>
-                <w:rFonts w:ascii="Times New Roman" w:hAnsi="Times New Roman" w:eastAsia="Times New Roman"/>
+                <w:color w:val="000000"/>
+                <w:sz w:val="26"/>
+              </w:rPr>
+              <w:t>- 3. Văn hóa ứng xử: Lịch sự, tôn trọng, không bình luận khiếm nhã, không tham gia công kích bắt nạt người khác.</w:t>
+            </w:r>
+          </w:p>
+          <w:p>
+            <w:pPr>
+              <w:spacing w:after="60" w:line="276" w:lineRule="auto"/>
+            </w:pPr>
+            <w:r>
+              <w:rPr>
+                <w:rFonts w:ascii="Times New Roman" w:hAnsi="Times New Roman"/>
                 <w:b w:val="0"/>
                 <w:i w:val="0"/>
-                <w:sz w:val="26"/>
-              </w:rPr>
-              <w:t>- Cả lớp quan sát, nhận xét.</w:t>
-            </w:r>
-          </w:p>
-          <w:p>
-            <w:pPr>
-              <w:spacing w:line="276" w:lineRule="auto" w:after="40"/>
-              <w:jc w:val="left"/>
-            </w:pPr>
-            <w:r>
-              <w:rPr>
-                <w:rFonts w:ascii="Times New Roman" w:hAnsi="Times New Roman" w:eastAsia="Times New Roman"/>
-                <w:b w:val="0"/>
-                <w:i w:val="0"/>
-                <w:sz w:val="26"/>
-              </w:rPr>
-              <w:t>Bước 4: Đánh giá kết quả thực hiện nhiệm vụ:</w:t>
-            </w:r>
-          </w:p>
-          <w:p>
-            <w:pPr>
-              <w:spacing w:line="276" w:lineRule="auto" w:after="40"/>
-              <w:jc w:val="left"/>
-            </w:pPr>
-            <w:r>
-              <w:rPr>
-                <w:rFonts w:ascii="Times New Roman" w:hAnsi="Times New Roman" w:eastAsia="Times New Roman"/>
-                <w:b w:val="0"/>
-                <w:i w:val="0"/>
-                <w:sz w:val="26"/>
-              </w:rPr>
-              <w:t>- GV chuẩn hóa kiến thức lý thuyết và chốt quy trình thao tác.</w:t>
+                <w:color w:val="000000"/>
+                <w:sz w:val="26"/>
+              </w:rPr>
+              <w:t>- 4. Báo cáo khi gặp nguy cơ: Nhờ người lớn hỗ trợ hoặc chặn (block/report) tài khoản độc hại.</w:t>
             </w:r>
           </w:p>
         </w:tc>
@@ -1408,33 +1615,68 @@
           </w:tcPr>
           <w:p>
             <w:pPr>
-              <w:spacing w:line="276" w:lineRule="auto" w:after="40"/>
-              <w:jc w:val="left"/>
+              <w:spacing w:after="60" w:line="276" w:lineRule="auto"/>
             </w:pPr>
             <w:r/>
             <w:r>
               <w:rPr>
-                <w:rFonts w:ascii="Times New Roman" w:hAnsi="Times New Roman" w:eastAsia="Times New Roman"/>
+                <w:rFonts w:ascii="Times New Roman" w:hAnsi="Times New Roman"/>
+                <w:b/>
+                <w:i w:val="0"/>
+                <w:color w:val="000000"/>
+                <w:sz w:val="26"/>
+              </w:rPr>
+              <w:t>2. HOẠT ĐỘNG HÌNH THÀNH KIẾN THỨC MỚI (15 phút)</w:t>
+            </w:r>
+          </w:p>
+          <w:p>
+            <w:pPr>
+              <w:spacing w:after="60" w:line="276" w:lineRule="auto"/>
+            </w:pPr>
+            <w:r>
+              <w:rPr>
+                <w:rFonts w:ascii="Times New Roman" w:hAnsi="Times New Roman"/>
+                <w:b/>
+                <w:i/>
+                <w:color w:val="000000"/>
+                <w:sz w:val="26"/>
+              </w:rPr>
+              <w:t>*Mục tiêu: HS phân tích tính hai mặt của mạng xã hội và thực hiện đúng các quy tắc bảo mật, văn hóa số.</w:t>
+            </w:r>
+          </w:p>
+          <w:p>
+            <w:pPr>
+              <w:spacing w:after="60" w:line="276" w:lineRule="auto"/>
+            </w:pPr>
+          </w:p>
+          <w:p>
+            <w:pPr>
+              <w:spacing w:after="60" w:line="276" w:lineRule="auto"/>
+            </w:pPr>
+            <w:r>
+              <w:rPr>
+                <w:rFonts w:ascii="Times New Roman" w:hAnsi="Times New Roman"/>
                 <w:b w:val="0"/>
                 <w:i w:val="0"/>
-                <w:sz w:val="26"/>
-              </w:rPr>
-              <w:t>Kiến thức lý thuyết chuẩn.</w:t>
-            </w:r>
-          </w:p>
-          <w:p>
-            <w:pPr>
-              <w:spacing w:line="276" w:lineRule="auto" w:after="40"/>
-              <w:jc w:val="left"/>
-            </w:pPr>
-            <w:r>
-              <w:rPr>
-                <w:rFonts w:ascii="Times New Roman" w:hAnsi="Times New Roman" w:eastAsia="Times New Roman"/>
+                <w:color w:val="000000"/>
+                <w:sz w:val="26"/>
+              </w:rPr>
+              <w:t>- HS hiểu rõ hai mặt sáng và tối của môi trường mạng.</w:t>
+            </w:r>
+          </w:p>
+          <w:p>
+            <w:pPr>
+              <w:spacing w:after="60" w:line="276" w:lineRule="auto"/>
+            </w:pPr>
+            <w:r>
+              <w:rPr>
+                <w:rFonts w:ascii="Times New Roman" w:hAnsi="Times New Roman"/>
                 <w:b w:val="0"/>
                 <w:i w:val="0"/>
-                <w:sz w:val="26"/>
-              </w:rPr>
-              <w:t>Quy trình thao tác đúng.</w:t>
+                <w:color w:val="000000"/>
+                <w:sz w:val="26"/>
+              </w:rPr>
+              <w:t>- HS ghi nhớ 4 quy tắc vàng: Bảo mật thông tin, Kiểm chứng tin tức, Ứng xử lịch sự, Báo cáo nguy cơ.</w:t>
             </w:r>
           </w:p>
         </w:tc>
@@ -1454,7 +1696,7 @@
       </w:pPr>
       <w:r>
         <w:rPr>
-          <w:rFonts w:ascii="Times New Roman" w:hAnsi="Times New Roman" w:eastAsia="Times New Roman"/>
+          <w:rFonts w:ascii="Times New Roman" w:hAnsi="Times New Roman" w:eastAsia="Times New Roman" w:cs="Times New Roman"/>
           <w:b/>
           <w:i w:val="0"/>
           <w:sz w:val="26"/>
@@ -1470,7 +1712,7 @@
       </w:pPr>
       <w:r>
         <w:rPr>
-          <w:rFonts w:ascii="Times New Roman" w:hAnsi="Times New Roman" w:eastAsia="Times New Roman"/>
+          <w:rFonts w:ascii="Times New Roman" w:hAnsi="Times New Roman" w:eastAsia="Times New Roman" w:cs="Times New Roman"/>
           <w:b/>
           <w:i w:val="0"/>
           <w:sz w:val="26"/>
@@ -1479,7 +1721,7 @@
       </w:r>
       <w:r>
         <w:rPr>
-          <w:rFonts w:ascii="Times New Roman" w:hAnsi="Times New Roman" w:eastAsia="Times New Roman"/>
+          <w:rFonts w:ascii="Times New Roman" w:hAnsi="Times New Roman" w:eastAsia="Times New Roman" w:cs="Times New Roman"/>
           <w:b w:val="0"/>
           <w:i/>
           <w:sz w:val="26"/>
@@ -1495,7 +1737,7 @@
       </w:pPr>
       <w:r>
         <w:rPr>
-          <w:rFonts w:ascii="Times New Roman" w:hAnsi="Times New Roman" w:eastAsia="Times New Roman"/>
+          <w:rFonts w:ascii="Times New Roman" w:hAnsi="Times New Roman" w:eastAsia="Times New Roman" w:cs="Times New Roman"/>
           <w:b/>
           <w:i w:val="0"/>
           <w:sz w:val="26"/>
@@ -1504,7 +1746,7 @@
       </w:r>
       <w:r>
         <w:rPr>
-          <w:rFonts w:ascii="Times New Roman" w:hAnsi="Times New Roman" w:eastAsia="Times New Roman"/>
+          <w:rFonts w:ascii="Times New Roman" w:hAnsi="Times New Roman" w:eastAsia="Times New Roman" w:cs="Times New Roman"/>
           <w:b w:val="0"/>
           <w:i/>
           <w:sz w:val="26"/>
@@ -1520,7 +1762,7 @@
       </w:pPr>
       <w:r>
         <w:rPr>
-          <w:rFonts w:ascii="Times New Roman" w:hAnsi="Times New Roman" w:eastAsia="Times New Roman"/>
+          <w:rFonts w:ascii="Times New Roman" w:hAnsi="Times New Roman" w:eastAsia="Times New Roman" w:cs="Times New Roman"/>
           <w:b/>
           <w:i w:val="0"/>
           <w:sz w:val="26"/>
@@ -1529,7 +1771,7 @@
       </w:r>
       <w:r>
         <w:rPr>
-          <w:rFonts w:ascii="Times New Roman" w:hAnsi="Times New Roman" w:eastAsia="Times New Roman"/>
+          <w:rFonts w:ascii="Times New Roman" w:hAnsi="Times New Roman" w:eastAsia="Times New Roman" w:cs="Times New Roman"/>
           <w:b w:val="0"/>
           <w:i/>
           <w:sz w:val="26"/>
@@ -1545,7 +1787,7 @@
       </w:pPr>
       <w:r>
         <w:rPr>
-          <w:rFonts w:ascii="Times New Roman" w:hAnsi="Times New Roman" w:eastAsia="Times New Roman"/>
+          <w:rFonts w:ascii="Times New Roman" w:hAnsi="Times New Roman" w:eastAsia="Times New Roman" w:cs="Times New Roman"/>
           <w:b/>
           <w:i w:val="0"/>
           <w:sz w:val="26"/>
@@ -1586,10 +1828,15 @@
               <w:spacing w:line="276" w:lineRule="auto" w:after="40"/>
               <w:jc w:val="center"/>
             </w:pPr>
-            <w:r/>
-            <w:r>
-              <w:rPr>
-                <w:rFonts w:ascii="Times New Roman" w:hAnsi="Times New Roman" w:eastAsia="Times New Roman"/>
+            <w:r>
+              <w:rPr>
+                <w:rFonts w:ascii="Times New Roman" w:hAnsi="Times New Roman" w:cs="Times New Roman"/>
+                <w:sz w:val="26"/>
+              </w:rPr>
+            </w:r>
+            <w:r>
+              <w:rPr>
+                <w:rFonts w:ascii="Times New Roman" w:hAnsi="Times New Roman" w:eastAsia="Times New Roman" w:cs="Times New Roman"/>
                 <w:b/>
                 <w:i w:val="0"/>
                 <w:sz w:val="26"/>
@@ -1613,10 +1860,15 @@
               <w:spacing w:line="276" w:lineRule="auto" w:after="40"/>
               <w:jc w:val="center"/>
             </w:pPr>
-            <w:r/>
-            <w:r>
-              <w:rPr>
-                <w:rFonts w:ascii="Times New Roman" w:hAnsi="Times New Roman" w:eastAsia="Times New Roman"/>
+            <w:r>
+              <w:rPr>
+                <w:rFonts w:ascii="Times New Roman" w:hAnsi="Times New Roman" w:cs="Times New Roman"/>
+                <w:sz w:val="26"/>
+              </w:rPr>
+            </w:r>
+            <w:r>
+              <w:rPr>
+                <w:rFonts w:ascii="Times New Roman" w:hAnsi="Times New Roman" w:eastAsia="Times New Roman" w:cs="Times New Roman"/>
                 <w:b/>
                 <w:i w:val="0"/>
                 <w:sz w:val="26"/>
@@ -1639,168 +1891,98 @@
           </w:tcPr>
           <w:p>
             <w:pPr>
-              <w:spacing w:line="276" w:lineRule="auto" w:after="40"/>
-              <w:jc w:val="left"/>
+              <w:spacing w:after="60" w:line="276" w:lineRule="auto"/>
             </w:pPr>
             <w:r/>
             <w:r>
               <w:rPr>
-                <w:rFonts w:ascii="Times New Roman" w:hAnsi="Times New Roman" w:eastAsia="Times New Roman"/>
+                <w:rFonts w:ascii="Times New Roman" w:hAnsi="Times New Roman"/>
+                <w:b/>
+                <w:i w:val="0"/>
+                <w:color w:val="000000"/>
+                <w:sz w:val="26"/>
+              </w:rPr>
+              <w:t>3. HĐ LUYỆN TẬP-THỰC HÀNH (10 phút)</w:t>
+            </w:r>
+          </w:p>
+          <w:p>
+            <w:pPr>
+              <w:spacing w:after="60" w:line="276" w:lineRule="auto"/>
+            </w:pPr>
+            <w:r>
+              <w:rPr>
+                <w:rFonts w:ascii="Times New Roman" w:hAnsi="Times New Roman"/>
+                <w:b/>
+                <w:i/>
+                <w:color w:val="000000"/>
+                <w:sz w:val="26"/>
+              </w:rPr>
+              <w:t>*Mục tiêu: HS giải quyết tình huống thực tế về ứng xử trên mạng SGK tr.23.</w:t>
+            </w:r>
+          </w:p>
+          <w:p>
+            <w:pPr>
+              <w:spacing w:after="60" w:line="276" w:lineRule="auto"/>
+            </w:pPr>
+          </w:p>
+          <w:p>
+            <w:pPr>
+              <w:spacing w:after="60" w:line="276" w:lineRule="auto"/>
+            </w:pPr>
+            <w:r>
+              <w:rPr>
+                <w:rFonts w:ascii="Times New Roman" w:hAnsi="Times New Roman"/>
                 <w:b w:val="0"/>
                 <w:i w:val="0"/>
-                <w:sz w:val="26"/>
-              </w:rPr>
-              <w:t>Bước 1: Chuyển giao nhiệm vụ học tập:</w:t>
-            </w:r>
-          </w:p>
-          <w:p>
-            <w:pPr>
-              <w:spacing w:line="276" w:lineRule="auto" w:after="40"/>
-              <w:jc w:val="left"/>
-            </w:pPr>
-            <w:r>
-              <w:rPr>
-                <w:rFonts w:ascii="Times New Roman" w:hAnsi="Times New Roman" w:eastAsia="Times New Roman"/>
+                <w:color w:val="000000"/>
+                <w:sz w:val="26"/>
+              </w:rPr>
+              <w:t>GV: Nêu tình huống: Bạn Nam nhận được một đường link lạ gửi qua tin nhắn kèm lời nhắn "Bấm vào đây để nhận thẻ quà tặng 500k miễn phí".</w:t>
+            </w:r>
+          </w:p>
+          <w:p>
+            <w:pPr>
+              <w:spacing w:after="60" w:line="276" w:lineRule="auto"/>
+            </w:pPr>
+            <w:r>
+              <w:rPr>
+                <w:rFonts w:ascii="Times New Roman" w:hAnsi="Times New Roman"/>
                 <w:b w:val="0"/>
                 <w:i w:val="0"/>
-                <w:sz w:val="26"/>
-              </w:rPr>
-              <w:t>- GV giao bài tập thực hành bài Bài 4. Mạng xã hội và một số kênh trao đổi thông tin trên Internet (Tiết 2) trên máy tính.</w:t>
-            </w:r>
-          </w:p>
-          <w:p>
-            <w:pPr>
-              <w:spacing w:line="276" w:lineRule="auto" w:after="40"/>
-              <w:jc w:val="left"/>
-            </w:pPr>
-            <w:r>
-              <w:rPr>
-                <w:rFonts w:ascii="Times New Roman" w:hAnsi="Times New Roman" w:eastAsia="Times New Roman"/>
+                <w:color w:val="000000"/>
+                <w:sz w:val="26"/>
+              </w:rPr>
+              <w:t>- GV hỏi: Nếu là Nam, em sẽ xử lý tình huống này như thế nào?</w:t>
+            </w:r>
+          </w:p>
+          <w:p>
+            <w:pPr>
+              <w:spacing w:after="60" w:line="276" w:lineRule="auto"/>
+            </w:pPr>
+            <w:r>
+              <w:rPr>
+                <w:rFonts w:ascii="Times New Roman" w:hAnsi="Times New Roman"/>
                 <w:b w:val="0"/>
                 <w:i w:val="0"/>
-                <w:sz w:val="26"/>
-              </w:rPr>
-              <w:t>Bước 2: Học sinh tiếp nhận nhiệm vụ học tập:</w:t>
-            </w:r>
-          </w:p>
-          <w:p>
-            <w:pPr>
-              <w:spacing w:line="276" w:lineRule="auto" w:after="40"/>
-              <w:jc w:val="left"/>
-            </w:pPr>
-            <w:r>
-              <w:rPr>
-                <w:rFonts w:ascii="Times New Roman" w:hAnsi="Times New Roman" w:eastAsia="Times New Roman"/>
+                <w:color w:val="000000"/>
+                <w:sz w:val="26"/>
+              </w:rPr>
+              <w:t>- Gọi 2-3 HS đưa ra cách giải quyết.</w:t>
+            </w:r>
+          </w:p>
+          <w:p>
+            <w:pPr>
+              <w:spacing w:after="60" w:line="276" w:lineRule="auto"/>
+            </w:pPr>
+            <w:r>
+              <w:rPr>
+                <w:rFonts w:ascii="Times New Roman" w:hAnsi="Times New Roman"/>
                 <w:b w:val="0"/>
                 <w:i w:val="0"/>
-                <w:sz w:val="26"/>
-              </w:rPr>
-              <w:t>- HS mở phần mềm/tệp thực hành, bắt đầu làm bài.</w:t>
-            </w:r>
-          </w:p>
-          <w:p>
-            <w:pPr>
-              <w:spacing w:line="276" w:lineRule="auto" w:after="40"/>
-              <w:jc w:val="left"/>
-            </w:pPr>
-            <w:r>
-              <w:rPr>
-                <w:rFonts w:ascii="Times New Roman" w:hAnsi="Times New Roman" w:eastAsia="Times New Roman"/>
-                <w:b w:val="0"/>
-                <w:i w:val="0"/>
-                <w:sz w:val="26"/>
-              </w:rPr>
-              <w:t>- HS trao đổi nhóm đôi khi gặp khó khăn.</w:t>
-            </w:r>
-          </w:p>
-          <w:p>
-            <w:pPr>
-              <w:spacing w:line="276" w:lineRule="auto" w:after="40"/>
-              <w:jc w:val="left"/>
-            </w:pPr>
-            <w:r>
-              <w:rPr>
-                <w:rFonts w:ascii="Times New Roman" w:hAnsi="Times New Roman" w:eastAsia="Times New Roman"/>
-                <w:b w:val="0"/>
-                <w:i w:val="0"/>
-                <w:sz w:val="26"/>
-              </w:rPr>
-              <w:t>Bước 3: Báo cáo kết quả hoạt động:</w:t>
-            </w:r>
-          </w:p>
-          <w:p>
-            <w:pPr>
-              <w:spacing w:line="276" w:lineRule="auto" w:after="40"/>
-              <w:jc w:val="left"/>
-            </w:pPr>
-            <w:r>
-              <w:rPr>
-                <w:rFonts w:ascii="Times New Roman" w:hAnsi="Times New Roman" w:eastAsia="Times New Roman"/>
-                <w:b w:val="0"/>
-                <w:i w:val="0"/>
-                <w:sz w:val="26"/>
-              </w:rPr>
-              <w:t>- GV kiểm tra sản phẩm tại máy.</w:t>
-            </w:r>
-          </w:p>
-          <w:p>
-            <w:pPr>
-              <w:spacing w:line="276" w:lineRule="auto" w:after="40"/>
-              <w:jc w:val="left"/>
-            </w:pPr>
-            <w:r>
-              <w:rPr>
-                <w:rFonts w:ascii="Times New Roman" w:hAnsi="Times New Roman" w:eastAsia="Times New Roman"/>
-                <w:b w:val="0"/>
-                <w:i w:val="0"/>
-                <w:sz w:val="26"/>
-              </w:rPr>
-              <w:t>- HS đổi chéo kiểm tra bài của nhau.</w:t>
-            </w:r>
-          </w:p>
-          <w:p>
-            <w:pPr>
-              <w:spacing w:line="276" w:lineRule="auto" w:after="40"/>
-              <w:jc w:val="left"/>
-            </w:pPr>
-            <w:r>
-              <w:rPr>
-                <w:rFonts w:ascii="Times New Roman" w:hAnsi="Times New Roman" w:eastAsia="Times New Roman"/>
-                <w:b w:val="0"/>
-                <w:i w:val="0"/>
-                <w:sz w:val="26"/>
-              </w:rPr>
-              <w:t>Bước 4: Đánh giá kết quả thực hiện nhiệm vụ:</w:t>
-            </w:r>
-          </w:p>
-          <w:p>
-            <w:pPr>
-              <w:spacing w:line="276" w:lineRule="auto" w:after="40"/>
-              <w:jc w:val="left"/>
-            </w:pPr>
-            <w:r>
-              <w:rPr>
-                <w:rFonts w:ascii="Times New Roman" w:hAnsi="Times New Roman" w:eastAsia="Times New Roman"/>
-                <w:b w:val="0"/>
-                <w:i w:val="0"/>
-                <w:sz w:val="26"/>
-              </w:rPr>
-              <w:t>- GV nhận xét, đánh giá kết quả thực hành.</w:t>
-            </w:r>
-          </w:p>
-          <w:p>
-            <w:pPr>
-              <w:spacing w:line="276" w:lineRule="auto" w:after="40"/>
-              <w:jc w:val="left"/>
-            </w:pPr>
-            <w:r>
-              <w:rPr>
-                <w:rFonts w:ascii="Times New Roman" w:hAnsi="Times New Roman" w:eastAsia="Times New Roman"/>
-                <w:b w:val="0"/>
-                <w:i w:val="0"/>
-                <w:sz w:val="26"/>
-              </w:rPr>
-              <w:t>- Tuyên dương HS làm tốt.</w:t>
+                <w:color w:val="000000"/>
+                <w:sz w:val="26"/>
+              </w:rPr>
+              <w:t>- GV chốt: Tuyệt đối không bấm vào link lạ (nguy cơ mã độc/chiếm tài khoản), xóa tin nhắn và cảnh báo bạn bè.</w:t>
             </w:r>
           </w:p>
         </w:tc>
@@ -1816,33 +1998,98 @@
           </w:tcPr>
           <w:p>
             <w:pPr>
-              <w:spacing w:line="276" w:lineRule="auto" w:after="40"/>
-              <w:jc w:val="left"/>
+              <w:spacing w:after="60" w:line="276" w:lineRule="auto"/>
             </w:pPr>
             <w:r/>
             <w:r>
               <w:rPr>
-                <w:rFonts w:ascii="Times New Roman" w:hAnsi="Times New Roman" w:eastAsia="Times New Roman"/>
+                <w:rFonts w:ascii="Times New Roman" w:hAnsi="Times New Roman"/>
+                <w:b/>
+                <w:i w:val="0"/>
+                <w:color w:val="000000"/>
+                <w:sz w:val="26"/>
+              </w:rPr>
+              <w:t>3. HĐ LUYỆN TẬP-THỰC HÀNH (10 phút)</w:t>
+            </w:r>
+          </w:p>
+          <w:p>
+            <w:pPr>
+              <w:spacing w:after="60" w:line="276" w:lineRule="auto"/>
+            </w:pPr>
+            <w:r>
+              <w:rPr>
+                <w:rFonts w:ascii="Times New Roman" w:hAnsi="Times New Roman"/>
+                <w:b/>
+                <w:i/>
+                <w:color w:val="000000"/>
+                <w:sz w:val="26"/>
+              </w:rPr>
+              <w:t>*Mục tiêu: HS giải quyết tình huống thực tế về ứng xử trên mạng SGK tr.23.</w:t>
+            </w:r>
+          </w:p>
+          <w:p>
+            <w:pPr>
+              <w:spacing w:after="60" w:line="276" w:lineRule="auto"/>
+            </w:pPr>
+          </w:p>
+          <w:p>
+            <w:pPr>
+              <w:spacing w:after="60" w:line="276" w:lineRule="auto"/>
+            </w:pPr>
+            <w:r>
+              <w:rPr>
+                <w:rFonts w:ascii="Times New Roman" w:hAnsi="Times New Roman"/>
                 <w:b w:val="0"/>
                 <w:i w:val="0"/>
-                <w:sz w:val="26"/>
-              </w:rPr>
-              <w:t>Sản phẩm thực hành hoàn thành.</w:t>
-            </w:r>
-          </w:p>
-          <w:p>
-            <w:pPr>
-              <w:spacing w:line="276" w:lineRule="auto" w:after="40"/>
-              <w:jc w:val="left"/>
-            </w:pPr>
-            <w:r>
-              <w:rPr>
-                <w:rFonts w:ascii="Times New Roman" w:hAnsi="Times New Roman" w:eastAsia="Times New Roman"/>
+                <w:color w:val="000000"/>
+                <w:sz w:val="26"/>
+              </w:rPr>
+              <w:t>- HS thảo luận sôi nổi và trả lời:</w:t>
+            </w:r>
+          </w:p>
+          <w:p>
+            <w:pPr>
+              <w:spacing w:after="60" w:line="276" w:lineRule="auto"/>
+            </w:pPr>
+            <w:r>
+              <w:rPr>
+                <w:rFonts w:ascii="Times New Roman" w:hAnsi="Times New Roman"/>
                 <w:b w:val="0"/>
                 <w:i w:val="0"/>
-                <w:sz w:val="26"/>
-              </w:rPr>
-              <w:t>HS tự tin thao tác trên máy tính.</w:t>
+                <w:color w:val="000000"/>
+                <w:sz w:val="26"/>
+              </w:rPr>
+              <w:t xml:space="preserve">  + Không bấm vào đường link.</w:t>
+            </w:r>
+          </w:p>
+          <w:p>
+            <w:pPr>
+              <w:spacing w:after="60" w:line="276" w:lineRule="auto"/>
+            </w:pPr>
+            <w:r>
+              <w:rPr>
+                <w:rFonts w:ascii="Times New Roman" w:hAnsi="Times New Roman"/>
+                <w:b w:val="0"/>
+                <w:i w:val="0"/>
+                <w:color w:val="000000"/>
+                <w:sz w:val="26"/>
+              </w:rPr>
+              <w:t xml:space="preserve">  + Chặn tài khoản gửi tin nhắn lừa đảo.</w:t>
+            </w:r>
+          </w:p>
+          <w:p>
+            <w:pPr>
+              <w:spacing w:after="60" w:line="276" w:lineRule="auto"/>
+            </w:pPr>
+            <w:r>
+              <w:rPr>
+                <w:rFonts w:ascii="Times New Roman" w:hAnsi="Times New Roman"/>
+                <w:b w:val="0"/>
+                <w:i w:val="0"/>
+                <w:color w:val="000000"/>
+                <w:sz w:val="26"/>
+              </w:rPr>
+              <w:t xml:space="preserve">  + Báo cho bố mẹ hoặc thầy cô biết.</w:t>
             </w:r>
           </w:p>
         </w:tc>
@@ -1862,7 +2109,7 @@
       </w:pPr>
       <w:r>
         <w:rPr>
-          <w:rFonts w:ascii="Times New Roman" w:hAnsi="Times New Roman" w:eastAsia="Times New Roman"/>
+          <w:rFonts w:ascii="Times New Roman" w:hAnsi="Times New Roman" w:eastAsia="Times New Roman" w:cs="Times New Roman"/>
           <w:b/>
           <w:i w:val="0"/>
           <w:sz w:val="26"/>
@@ -1878,7 +2125,7 @@
       </w:pPr>
       <w:r>
         <w:rPr>
-          <w:rFonts w:ascii="Times New Roman" w:hAnsi="Times New Roman" w:eastAsia="Times New Roman"/>
+          <w:rFonts w:ascii="Times New Roman" w:hAnsi="Times New Roman" w:eastAsia="Times New Roman" w:cs="Times New Roman"/>
           <w:b/>
           <w:i w:val="0"/>
           <w:sz w:val="26"/>
@@ -1887,7 +2134,7 @@
       </w:r>
       <w:r>
         <w:rPr>
-          <w:rFonts w:ascii="Times New Roman" w:hAnsi="Times New Roman" w:eastAsia="Times New Roman"/>
+          <w:rFonts w:ascii="Times New Roman" w:hAnsi="Times New Roman" w:eastAsia="Times New Roman" w:cs="Times New Roman"/>
           <w:b w:val="0"/>
           <w:i/>
           <w:sz w:val="26"/>
@@ -1903,7 +2150,7 @@
       </w:pPr>
       <w:r>
         <w:rPr>
-          <w:rFonts w:ascii="Times New Roman" w:hAnsi="Times New Roman" w:eastAsia="Times New Roman"/>
+          <w:rFonts w:ascii="Times New Roman" w:hAnsi="Times New Roman" w:eastAsia="Times New Roman" w:cs="Times New Roman"/>
           <w:b/>
           <w:i w:val="0"/>
           <w:sz w:val="26"/>
@@ -1912,7 +2159,7 @@
       </w:r>
       <w:r>
         <w:rPr>
-          <w:rFonts w:ascii="Times New Roman" w:hAnsi="Times New Roman" w:eastAsia="Times New Roman"/>
+          <w:rFonts w:ascii="Times New Roman" w:hAnsi="Times New Roman" w:eastAsia="Times New Roman" w:cs="Times New Roman"/>
           <w:b w:val="0"/>
           <w:i/>
           <w:sz w:val="26"/>
@@ -1928,7 +2175,7 @@
       </w:pPr>
       <w:r>
         <w:rPr>
-          <w:rFonts w:ascii="Times New Roman" w:hAnsi="Times New Roman" w:eastAsia="Times New Roman"/>
+          <w:rFonts w:ascii="Times New Roman" w:hAnsi="Times New Roman" w:eastAsia="Times New Roman" w:cs="Times New Roman"/>
           <w:b/>
           <w:i w:val="0"/>
           <w:sz w:val="26"/>
@@ -1937,7 +2184,7 @@
       </w:r>
       <w:r>
         <w:rPr>
-          <w:rFonts w:ascii="Times New Roman" w:hAnsi="Times New Roman" w:eastAsia="Times New Roman"/>
+          <w:rFonts w:ascii="Times New Roman" w:hAnsi="Times New Roman" w:eastAsia="Times New Roman" w:cs="Times New Roman"/>
           <w:b w:val="0"/>
           <w:i/>
           <w:sz w:val="26"/>
@@ -1953,7 +2200,7 @@
       </w:pPr>
       <w:r>
         <w:rPr>
-          <w:rFonts w:ascii="Times New Roman" w:hAnsi="Times New Roman" w:eastAsia="Times New Roman"/>
+          <w:rFonts w:ascii="Times New Roman" w:hAnsi="Times New Roman" w:eastAsia="Times New Roman" w:cs="Times New Roman"/>
           <w:b/>
           <w:i w:val="0"/>
           <w:sz w:val="26"/>
@@ -1994,10 +2241,15 @@
               <w:spacing w:line="276" w:lineRule="auto" w:after="40"/>
               <w:jc w:val="center"/>
             </w:pPr>
-            <w:r/>
-            <w:r>
-              <w:rPr>
-                <w:rFonts w:ascii="Times New Roman" w:hAnsi="Times New Roman" w:eastAsia="Times New Roman"/>
+            <w:r>
+              <w:rPr>
+                <w:rFonts w:ascii="Times New Roman" w:hAnsi="Times New Roman" w:cs="Times New Roman"/>
+                <w:sz w:val="26"/>
+              </w:rPr>
+            </w:r>
+            <w:r>
+              <w:rPr>
+                <w:rFonts w:ascii="Times New Roman" w:hAnsi="Times New Roman" w:eastAsia="Times New Roman" w:cs="Times New Roman"/>
                 <w:b/>
                 <w:i w:val="0"/>
                 <w:sz w:val="26"/>
@@ -2021,10 +2273,15 @@
               <w:spacing w:line="276" w:lineRule="auto" w:after="40"/>
               <w:jc w:val="center"/>
             </w:pPr>
-            <w:r/>
-            <w:r>
-              <w:rPr>
-                <w:rFonts w:ascii="Times New Roman" w:hAnsi="Times New Roman" w:eastAsia="Times New Roman"/>
+            <w:r>
+              <w:rPr>
+                <w:rFonts w:ascii="Times New Roman" w:hAnsi="Times New Roman" w:cs="Times New Roman"/>
+                <w:sz w:val="26"/>
+              </w:rPr>
+            </w:r>
+            <w:r>
+              <w:rPr>
+                <w:rFonts w:ascii="Times New Roman" w:hAnsi="Times New Roman" w:eastAsia="Times New Roman" w:cs="Times New Roman"/>
                 <w:b/>
                 <w:i w:val="0"/>
                 <w:sz w:val="26"/>
@@ -2047,138 +2304,68 @@
           </w:tcPr>
           <w:p>
             <w:pPr>
-              <w:spacing w:line="276" w:lineRule="auto" w:after="40"/>
-              <w:jc w:val="left"/>
+              <w:spacing w:after="60" w:line="276" w:lineRule="auto"/>
             </w:pPr>
             <w:r/>
             <w:r>
               <w:rPr>
-                <w:rFonts w:ascii="Times New Roman" w:hAnsi="Times New Roman" w:eastAsia="Times New Roman"/>
+                <w:rFonts w:ascii="Times New Roman" w:hAnsi="Times New Roman"/>
+                <w:b/>
+                <w:i w:val="0"/>
+                <w:color w:val="000000"/>
+                <w:sz w:val="26"/>
+              </w:rPr>
+              <w:t>4. HOẠT ĐỘNG VẬN DỤNG, TRẢI NGHIỆM (5 phút)</w:t>
+            </w:r>
+          </w:p>
+          <w:p>
+            <w:pPr>
+              <w:spacing w:after="60" w:line="276" w:lineRule="auto"/>
+            </w:pPr>
+            <w:r>
+              <w:rPr>
+                <w:rFonts w:ascii="Times New Roman" w:hAnsi="Times New Roman"/>
+                <w:b/>
+                <w:i/>
+                <w:color w:val="000000"/>
+                <w:sz w:val="26"/>
+              </w:rPr>
+              <w:t>*Mục tiêu: HS cam kết trở thành công dân số văn minh, có trách nhiệm.</w:t>
+            </w:r>
+          </w:p>
+          <w:p>
+            <w:pPr>
+              <w:spacing w:after="60" w:line="276" w:lineRule="auto"/>
+            </w:pPr>
+          </w:p>
+          <w:p>
+            <w:pPr>
+              <w:spacing w:after="60" w:line="276" w:lineRule="auto"/>
+            </w:pPr>
+            <w:r>
+              <w:rPr>
+                <w:rFonts w:ascii="Times New Roman" w:hAnsi="Times New Roman"/>
                 <w:b w:val="0"/>
                 <w:i w:val="0"/>
-                <w:sz w:val="26"/>
-              </w:rPr>
-              <w:t>Bước 1: Chuyển giao nhiệm vụ học tập:</w:t>
-            </w:r>
-          </w:p>
-          <w:p>
-            <w:pPr>
-              <w:spacing w:line="276" w:lineRule="auto" w:after="40"/>
-              <w:jc w:val="left"/>
-            </w:pPr>
-            <w:r>
-              <w:rPr>
-                <w:rFonts w:ascii="Times New Roman" w:hAnsi="Times New Roman" w:eastAsia="Times New Roman"/>
+                <w:color w:val="000000"/>
+                <w:sz w:val="26"/>
+              </w:rPr>
+              <w:t>- GV yêu cầu mỗi HS ghi ra sổ tay 1 hành động đẹp em sẽ làm khi sử dụng mạng xã hội (ví dụ: chia sẻ bài học hay, gửi lời chúc mừng bạn bè, nhắc nhở nhau học tập).</w:t>
+            </w:r>
+          </w:p>
+          <w:p>
+            <w:pPr>
+              <w:spacing w:after="60" w:line="276" w:lineRule="auto"/>
+            </w:pPr>
+            <w:r>
+              <w:rPr>
+                <w:rFonts w:ascii="Times New Roman" w:hAnsi="Times New Roman"/>
                 <w:b w:val="0"/>
                 <w:i w:val="0"/>
-                <w:sz w:val="26"/>
-              </w:rPr>
-              <w:t>- GV nêu câu hỏi: "Em có thể ứng dụng kiến thức bài Bài 4. Mạng xã hội và một số kênh trao đổi thông tin trên Internet (Tiết 2) như thế nào trong cuộc sống?"</w:t>
-            </w:r>
-          </w:p>
-          <w:p>
-            <w:pPr>
-              <w:spacing w:line="276" w:lineRule="auto" w:after="40"/>
-              <w:jc w:val="left"/>
-            </w:pPr>
-            <w:r>
-              <w:rPr>
-                <w:rFonts w:ascii="Times New Roman" w:hAnsi="Times New Roman" w:eastAsia="Times New Roman"/>
-                <w:b w:val="0"/>
-                <w:i w:val="0"/>
-                <w:sz w:val="26"/>
-              </w:rPr>
-              <w:t>Bước 2: Học sinh tiếp nhận nhiệm vụ học tập:</w:t>
-            </w:r>
-          </w:p>
-          <w:p>
-            <w:pPr>
-              <w:spacing w:line="276" w:lineRule="auto" w:after="40"/>
-              <w:jc w:val="left"/>
-            </w:pPr>
-            <w:r>
-              <w:rPr>
-                <w:rFonts w:ascii="Times New Roman" w:hAnsi="Times New Roman" w:eastAsia="Times New Roman"/>
-                <w:b w:val="0"/>
-                <w:i w:val="0"/>
-                <w:sz w:val="26"/>
-              </w:rPr>
-              <w:t>- HS suy nghĩ, thảo luận nhanh hoặc ghi chép ý tưởng.</w:t>
-            </w:r>
-          </w:p>
-          <w:p>
-            <w:pPr>
-              <w:spacing w:line="276" w:lineRule="auto" w:after="40"/>
-              <w:jc w:val="left"/>
-            </w:pPr>
-            <w:r>
-              <w:rPr>
-                <w:rFonts w:ascii="Times New Roman" w:hAnsi="Times New Roman" w:eastAsia="Times New Roman"/>
-                <w:b w:val="0"/>
-                <w:i w:val="0"/>
-                <w:sz w:val="26"/>
-              </w:rPr>
-              <w:t>Bước 3: Báo cáo kết quả hoạt động:</w:t>
-            </w:r>
-          </w:p>
-          <w:p>
-            <w:pPr>
-              <w:spacing w:line="276" w:lineRule="auto" w:after="40"/>
-              <w:jc w:val="left"/>
-            </w:pPr>
-            <w:r>
-              <w:rPr>
-                <w:rFonts w:ascii="Times New Roman" w:hAnsi="Times New Roman" w:eastAsia="Times New Roman"/>
-                <w:b w:val="0"/>
-                <w:i w:val="0"/>
-                <w:sz w:val="26"/>
-              </w:rPr>
-              <w:t>- 1-2 HS chia sẻ ý tưởng vận dụng trước lớp.</w:t>
-            </w:r>
-          </w:p>
-          <w:p>
-            <w:pPr>
-              <w:spacing w:line="276" w:lineRule="auto" w:after="40"/>
-              <w:jc w:val="left"/>
-            </w:pPr>
-            <w:r>
-              <w:rPr>
-                <w:rFonts w:ascii="Times New Roman" w:hAnsi="Times New Roman" w:eastAsia="Times New Roman"/>
-                <w:b w:val="0"/>
-                <w:i w:val="0"/>
-                <w:sz w:val="26"/>
-              </w:rPr>
-              <w:t>Bước 4: Giáo viên nhắc nhở nhiệm vụ về nhà:</w:t>
-            </w:r>
-          </w:p>
-          <w:p>
-            <w:pPr>
-              <w:spacing w:line="276" w:lineRule="auto" w:after="40"/>
-              <w:jc w:val="left"/>
-            </w:pPr>
-            <w:r>
-              <w:rPr>
-                <w:rFonts w:ascii="Times New Roman" w:hAnsi="Times New Roman" w:eastAsia="Times New Roman"/>
-                <w:b w:val="0"/>
-                <w:i w:val="0"/>
-                <w:sz w:val="26"/>
-              </w:rPr>
-              <w:t>- GV tổng kết tiết học, giao nhiệm vụ chuẩn bị bài sau.</w:t>
-            </w:r>
-          </w:p>
-          <w:p>
-            <w:pPr>
-              <w:spacing w:line="276" w:lineRule="auto" w:after="40"/>
-              <w:jc w:val="left"/>
-            </w:pPr>
-            <w:r>
-              <w:rPr>
-                <w:rFonts w:ascii="Times New Roman" w:hAnsi="Times New Roman" w:eastAsia="Times New Roman"/>
-                <w:b w:val="0"/>
-                <w:i w:val="0"/>
-                <w:sz w:val="26"/>
-              </w:rPr>
-              <w:t>- Hướng dẫn HS lưu bài, tắt máy và xếp gọn phòng học.</w:t>
+                <w:color w:val="000000"/>
+                <w:sz w:val="26"/>
+              </w:rPr>
+              <w:t>- GV tổng kết tiết học và nhắc nhở thời gian biểu sử dụng thiết bị hợp lý.</w:t>
             </w:r>
           </w:p>
         </w:tc>
@@ -2194,33 +2381,68 @@
           </w:tcPr>
           <w:p>
             <w:pPr>
-              <w:spacing w:line="276" w:lineRule="auto" w:after="40"/>
-              <w:jc w:val="left"/>
+              <w:spacing w:after="60" w:line="276" w:lineRule="auto"/>
             </w:pPr>
             <w:r/>
             <w:r>
               <w:rPr>
-                <w:rFonts w:ascii="Times New Roman" w:hAnsi="Times New Roman" w:eastAsia="Times New Roman"/>
+                <w:rFonts w:ascii="Times New Roman" w:hAnsi="Times New Roman"/>
+                <w:b/>
+                <w:i w:val="0"/>
+                <w:color w:val="000000"/>
+                <w:sz w:val="26"/>
+              </w:rPr>
+              <w:t>4. HOẠT ĐỘNG VẬN DỤNG, TRẢI NGHIỆM (5 phút)</w:t>
+            </w:r>
+          </w:p>
+          <w:p>
+            <w:pPr>
+              <w:spacing w:after="60" w:line="276" w:lineRule="auto"/>
+            </w:pPr>
+            <w:r>
+              <w:rPr>
+                <w:rFonts w:ascii="Times New Roman" w:hAnsi="Times New Roman"/>
+                <w:b/>
+                <w:i/>
+                <w:color w:val="000000"/>
+                <w:sz w:val="26"/>
+              </w:rPr>
+              <w:t>*Mục tiêu: HS cam kết trở thành công dân số văn minh, có trách nhiệm.</w:t>
+            </w:r>
+          </w:p>
+          <w:p>
+            <w:pPr>
+              <w:spacing w:after="60" w:line="276" w:lineRule="auto"/>
+            </w:pPr>
+          </w:p>
+          <w:p>
+            <w:pPr>
+              <w:spacing w:after="60" w:line="276" w:lineRule="auto"/>
+            </w:pPr>
+            <w:r>
+              <w:rPr>
+                <w:rFonts w:ascii="Times New Roman" w:hAnsi="Times New Roman"/>
                 <w:b w:val="0"/>
                 <w:i w:val="0"/>
-                <w:sz w:val="26"/>
-              </w:rPr>
-              <w:t>HS liên hệ được kiến thức với thực tế.</w:t>
-            </w:r>
-          </w:p>
-          <w:p>
-            <w:pPr>
-              <w:spacing w:line="276" w:lineRule="auto" w:after="40"/>
-              <w:jc w:val="left"/>
-            </w:pPr>
-            <w:r>
-              <w:rPr>
-                <w:rFonts w:ascii="Times New Roman" w:hAnsi="Times New Roman" w:eastAsia="Times New Roman"/>
+                <w:color w:val="000000"/>
+                <w:sz w:val="26"/>
+              </w:rPr>
+              <w:t>- HS ghi lại cam kết ứng xử văn minh trên không gian số.</w:t>
+            </w:r>
+          </w:p>
+          <w:p>
+            <w:pPr>
+              <w:spacing w:after="60" w:line="276" w:lineRule="auto"/>
+            </w:pPr>
+            <w:r>
+              <w:rPr>
+                <w:rFonts w:ascii="Times New Roman" w:hAnsi="Times New Roman"/>
                 <w:b w:val="0"/>
                 <w:i w:val="0"/>
-                <w:sz w:val="26"/>
-              </w:rPr>
-              <w:t>Phòng máy thu dọn gọn gàng.</w:t>
+                <w:color w:val="000000"/>
+                <w:sz w:val="26"/>
+              </w:rPr>
+              <w:t>- Thu dọn phòng học ngăn nắp.</w:t>
             </w:r>
           </w:p>
         </w:tc>
@@ -2240,7 +2462,7 @@
       </w:pPr>
       <w:r>
         <w:rPr>
-          <w:rFonts w:ascii="Times New Roman" w:hAnsi="Times New Roman" w:eastAsia="Times New Roman"/>
+          <w:rFonts w:ascii="Times New Roman" w:hAnsi="Times New Roman" w:eastAsia="Times New Roman" w:cs="Times New Roman"/>
           <w:b/>
           <w:i w:val="0"/>
           <w:sz w:val="26"/>
@@ -2255,7 +2477,7 @@
       </w:pPr>
       <w:r>
         <w:rPr>
-          <w:rFonts w:ascii="Times New Roman" w:hAnsi="Times New Roman" w:eastAsia="Times New Roman"/>
+          <w:rFonts w:ascii="Times New Roman" w:hAnsi="Times New Roman" w:eastAsia="Times New Roman" w:cs="Times New Roman"/>
           <w:b w:val="0"/>
           <w:i w:val="0"/>
           <w:sz w:val="26"/>
@@ -2270,7 +2492,7 @@
       </w:pPr>
       <w:r>
         <w:rPr>
-          <w:rFonts w:ascii="Times New Roman" w:hAnsi="Times New Roman" w:eastAsia="Times New Roman"/>
+          <w:rFonts w:ascii="Times New Roman" w:hAnsi="Times New Roman" w:eastAsia="Times New Roman" w:cs="Times New Roman"/>
           <w:b w:val="0"/>
           <w:i w:val="0"/>
           <w:sz w:val="26"/>
@@ -2318,10 +2540,15 @@
               <w:spacing w:line="276" w:lineRule="auto" w:after="40"/>
               <w:jc w:val="center"/>
             </w:pPr>
-            <w:r/>
-            <w:r>
-              <w:rPr>
-                <w:rFonts w:ascii="Times New Roman" w:hAnsi="Times New Roman" w:eastAsia="Times New Roman"/>
+            <w:r>
+              <w:rPr>
+                <w:rFonts w:ascii="Times New Roman" w:hAnsi="Times New Roman" w:cs="Times New Roman"/>
+                <w:sz w:val="26"/>
+              </w:rPr>
+            </w:r>
+            <w:r>
+              <w:rPr>
+                <w:rFonts w:ascii="Times New Roman" w:hAnsi="Times New Roman" w:eastAsia="Times New Roman" w:cs="Times New Roman"/>
                 <w:b/>
                 <w:i w:val="0"/>
                 <w:sz w:val="26"/>
@@ -2345,10 +2572,15 @@
               <w:spacing w:line="276" w:lineRule="auto" w:after="40"/>
               <w:jc w:val="center"/>
             </w:pPr>
-            <w:r/>
-            <w:r>
-              <w:rPr>
-                <w:rFonts w:ascii="Times New Roman" w:hAnsi="Times New Roman" w:eastAsia="Times New Roman"/>
+            <w:r>
+              <w:rPr>
+                <w:rFonts w:ascii="Times New Roman" w:hAnsi="Times New Roman" w:cs="Times New Roman"/>
+                <w:sz w:val="26"/>
+              </w:rPr>
+            </w:r>
+            <w:r>
+              <w:rPr>
+                <w:rFonts w:ascii="Times New Roman" w:hAnsi="Times New Roman" w:eastAsia="Times New Roman" w:cs="Times New Roman"/>
                 <w:b/>
                 <w:i w:val="0"/>
                 <w:sz w:val="26"/>
@@ -2372,10 +2604,15 @@
               <w:spacing w:line="276" w:lineRule="auto" w:after="40"/>
               <w:jc w:val="center"/>
             </w:pPr>
-            <w:r/>
-            <w:r>
-              <w:rPr>
-                <w:rFonts w:ascii="Times New Roman" w:hAnsi="Times New Roman" w:eastAsia="Times New Roman"/>
+            <w:r>
+              <w:rPr>
+                <w:rFonts w:ascii="Times New Roman" w:hAnsi="Times New Roman" w:cs="Times New Roman"/>
+                <w:sz w:val="26"/>
+              </w:rPr>
+            </w:r>
+            <w:r>
+              <w:rPr>
+                <w:rFonts w:ascii="Times New Roman" w:hAnsi="Times New Roman" w:eastAsia="Times New Roman" w:cs="Times New Roman"/>
                 <w:b/>
                 <w:i w:val="0"/>
                 <w:sz w:val="26"/>
@@ -2401,10 +2638,15 @@
               <w:spacing w:line="276" w:lineRule="auto" w:after="40"/>
               <w:jc w:val="center"/>
             </w:pPr>
-            <w:r/>
-            <w:r>
-              <w:rPr>
-                <w:rFonts w:ascii="Times New Roman" w:hAnsi="Times New Roman" w:eastAsia="Times New Roman"/>
+            <w:r>
+              <w:rPr>
+                <w:rFonts w:ascii="Times New Roman" w:hAnsi="Times New Roman" w:cs="Times New Roman"/>
+                <w:sz w:val="26"/>
+              </w:rPr>
+            </w:r>
+            <w:r>
+              <w:rPr>
+                <w:rFonts w:ascii="Times New Roman" w:hAnsi="Times New Roman" w:eastAsia="Times New Roman" w:cs="Times New Roman"/>
                 <w:b w:val="0"/>
                 <w:i/>
                 <w:sz w:val="26"/>
@@ -2428,10 +2670,15 @@
               <w:spacing w:line="276" w:lineRule="auto" w:after="40"/>
               <w:jc w:val="center"/>
             </w:pPr>
-            <w:r/>
-            <w:r>
-              <w:rPr>
-                <w:rFonts w:ascii="Times New Roman" w:hAnsi="Times New Roman" w:eastAsia="Times New Roman"/>
+            <w:r>
+              <w:rPr>
+                <w:rFonts w:ascii="Times New Roman" w:hAnsi="Times New Roman" w:cs="Times New Roman"/>
+                <w:sz w:val="26"/>
+              </w:rPr>
+            </w:r>
+            <w:r>
+              <w:rPr>
+                <w:rFonts w:ascii="Times New Roman" w:hAnsi="Times New Roman" w:eastAsia="Times New Roman" w:cs="Times New Roman"/>
                 <w:b w:val="0"/>
                 <w:i/>
                 <w:sz w:val="26"/>
@@ -2455,10 +2702,15 @@
               <w:spacing w:line="276" w:lineRule="auto" w:after="40"/>
               <w:jc w:val="center"/>
             </w:pPr>
-            <w:r/>
-            <w:r>
-              <w:rPr>
-                <w:rFonts w:ascii="Times New Roman" w:hAnsi="Times New Roman" w:eastAsia="Times New Roman"/>
+            <w:r>
+              <w:rPr>
+                <w:rFonts w:ascii="Times New Roman" w:hAnsi="Times New Roman" w:cs="Times New Roman"/>
+                <w:sz w:val="26"/>
+              </w:rPr>
+            </w:r>
+            <w:r>
+              <w:rPr>
+                <w:rFonts w:ascii="Times New Roman" w:hAnsi="Times New Roman" w:eastAsia="Times New Roman" w:cs="Times New Roman"/>
                 <w:b w:val="0"/>
                 <w:i/>
                 <w:sz w:val="26"/>
@@ -2484,10 +2736,15 @@
               <w:spacing w:line="276" w:lineRule="auto" w:after="40"/>
               <w:jc w:val="center"/>
             </w:pPr>
-            <w:r/>
-            <w:r>
-              <w:rPr>
-                <w:rFonts w:ascii="Times New Roman" w:hAnsi="Times New Roman" w:eastAsia="Times New Roman"/>
+            <w:r>
+              <w:rPr>
+                <w:rFonts w:ascii="Times New Roman" w:hAnsi="Times New Roman" w:cs="Times New Roman"/>
+                <w:sz w:val="26"/>
+              </w:rPr>
+            </w:r>
+            <w:r>
+              <w:rPr>
+                <w:rFonts w:ascii="Times New Roman" w:hAnsi="Times New Roman" w:eastAsia="Times New Roman" w:cs="Times New Roman"/>
                 <w:b w:val="0"/>
                 <w:i w:val="0"/>
                 <w:sz w:val="26"/>
@@ -2501,7 +2758,7 @@
             </w:pPr>
             <w:r>
               <w:rPr>
-                <w:rFonts w:ascii="Times New Roman" w:hAnsi="Times New Roman" w:eastAsia="Times New Roman"/>
+                <w:rFonts w:ascii="Times New Roman" w:hAnsi="Times New Roman" w:eastAsia="Times New Roman" w:cs="Times New Roman"/>
                 <w:b w:val="0"/>
                 <w:i w:val="0"/>
                 <w:sz w:val="26"/>
@@ -2515,7 +2772,7 @@
             </w:pPr>
             <w:r>
               <w:rPr>
-                <w:rFonts w:ascii="Times New Roman" w:hAnsi="Times New Roman" w:eastAsia="Times New Roman"/>
+                <w:rFonts w:ascii="Times New Roman" w:hAnsi="Times New Roman" w:eastAsia="Times New Roman" w:cs="Times New Roman"/>
                 <w:b w:val="0"/>
                 <w:i w:val="0"/>
                 <w:sz w:val="26"/>
@@ -2529,7 +2786,7 @@
             </w:pPr>
             <w:r>
               <w:rPr>
-                <w:rFonts w:ascii="Times New Roman" w:hAnsi="Times New Roman" w:eastAsia="Times New Roman"/>
+                <w:rFonts w:ascii="Times New Roman" w:hAnsi="Times New Roman" w:eastAsia="Times New Roman" w:cs="Times New Roman"/>
                 <w:b w:val="0"/>
                 <w:i w:val="0"/>
                 <w:sz w:val="26"/>
@@ -2552,10 +2809,15 @@
               <w:spacing w:line="276" w:lineRule="auto" w:after="40"/>
               <w:jc w:val="center"/>
             </w:pPr>
-            <w:r/>
-            <w:r>
-              <w:rPr>
-                <w:rFonts w:ascii="Times New Roman" w:hAnsi="Times New Roman" w:eastAsia="Times New Roman"/>
+            <w:r>
+              <w:rPr>
+                <w:rFonts w:ascii="Times New Roman" w:hAnsi="Times New Roman" w:cs="Times New Roman"/>
+                <w:sz w:val="26"/>
+              </w:rPr>
+            </w:r>
+            <w:r>
+              <w:rPr>
+                <w:rFonts w:ascii="Times New Roman" w:hAnsi="Times New Roman" w:eastAsia="Times New Roman" w:cs="Times New Roman"/>
                 <w:b w:val="0"/>
                 <w:i w:val="0"/>
                 <w:sz w:val="26"/>
@@ -2569,7 +2831,7 @@
             </w:pPr>
             <w:r>
               <w:rPr>
-                <w:rFonts w:ascii="Times New Roman" w:hAnsi="Times New Roman" w:eastAsia="Times New Roman"/>
+                <w:rFonts w:ascii="Times New Roman" w:hAnsi="Times New Roman" w:eastAsia="Times New Roman" w:cs="Times New Roman"/>
                 <w:b w:val="0"/>
                 <w:i w:val="0"/>
                 <w:sz w:val="26"/>
@@ -2583,7 +2845,7 @@
             </w:pPr>
             <w:r>
               <w:rPr>
-                <w:rFonts w:ascii="Times New Roman" w:hAnsi="Times New Roman" w:eastAsia="Times New Roman"/>
+                <w:rFonts w:ascii="Times New Roman" w:hAnsi="Times New Roman" w:eastAsia="Times New Roman" w:cs="Times New Roman"/>
                 <w:b w:val="0"/>
                 <w:i w:val="0"/>
                 <w:sz w:val="26"/>
@@ -2597,7 +2859,7 @@
             </w:pPr>
             <w:r>
               <w:rPr>
-                <w:rFonts w:ascii="Times New Roman" w:hAnsi="Times New Roman" w:eastAsia="Times New Roman"/>
+                <w:rFonts w:ascii="Times New Roman" w:hAnsi="Times New Roman" w:eastAsia="Times New Roman" w:cs="Times New Roman"/>
                 <w:b w:val="0"/>
                 <w:i w:val="0"/>
                 <w:sz w:val="26"/>
@@ -2626,10 +2888,15 @@
               <w:spacing w:line="276" w:lineRule="auto" w:after="40"/>
               <w:jc w:val="center"/>
             </w:pPr>
-            <w:r/>
-            <w:r>
-              <w:rPr>
-                <w:rFonts w:ascii="Times New Roman" w:hAnsi="Times New Roman" w:eastAsia="Times New Roman"/>
+            <w:r>
+              <w:rPr>
+                <w:rFonts w:ascii="Times New Roman" w:hAnsi="Times New Roman" w:cs="Times New Roman"/>
+                <w:sz w:val="26"/>
+              </w:rPr>
+            </w:r>
+            <w:r>
+              <w:rPr>
+                <w:rFonts w:ascii="Times New Roman" w:hAnsi="Times New Roman" w:eastAsia="Times New Roman" w:cs="Times New Roman"/>
                 <w:b/>
                 <w:i w:val="0"/>
                 <w:sz w:val="26"/>
@@ -2643,7 +2910,7 @@
             </w:pPr>
             <w:r>
               <w:rPr>
-                <w:rFonts w:ascii="Times New Roman" w:hAnsi="Times New Roman" w:eastAsia="Times New Roman"/>
+                <w:rFonts w:ascii="Times New Roman" w:hAnsi="Times New Roman" w:eastAsia="Times New Roman" w:cs="Times New Roman"/>
                 <w:b/>
                 <w:i w:val="0"/>
                 <w:sz w:val="26"/>
@@ -2657,7 +2924,7 @@
             </w:pPr>
             <w:r>
               <w:rPr>
-                <w:rFonts w:ascii="Times New Roman" w:hAnsi="Times New Roman" w:eastAsia="Times New Roman"/>
+                <w:rFonts w:ascii="Times New Roman" w:hAnsi="Times New Roman" w:eastAsia="Times New Roman" w:cs="Times New Roman"/>
                 <w:b/>
                 <w:i w:val="0"/>
                 <w:sz w:val="26"/>
@@ -2671,7 +2938,7 @@
             </w:pPr>
             <w:r>
               <w:rPr>
-                <w:rFonts w:ascii="Times New Roman" w:hAnsi="Times New Roman" w:eastAsia="Times New Roman"/>
+                <w:rFonts w:ascii="Times New Roman" w:hAnsi="Times New Roman" w:eastAsia="Times New Roman" w:cs="Times New Roman"/>
                 <w:b/>
                 <w:i w:val="0"/>
                 <w:sz w:val="26"/>

--- a/KHBD_Tin_học/Lớp_7/Tuần_08/KHBD_Tin_hoc_Lớp_7_Tiet08_Bai_4_Mang_xa_hoi_va_mot_so_kenh_trao_oi_thong_tin_tren_Internet_Tiet_2.docx
+++ b/KHBD_Tin_học/Lớp_7/Tuần_08/KHBD_Tin_hoc_Lớp_7_Tiet08_Bai_4_Mang_xa_hoi_va_mot_so_kenh_trao_oi_thong_tin_tren_Internet_Tiet_2.docx
@@ -387,34 +387,30 @@
     </w:p>
     <w:p>
       <w:pPr>
-        <w:spacing w:line="276" w:lineRule="auto" w:after="60" w:before="0"/>
-        <w:ind w:firstLine="0" w:left="850"/>
-        <w:jc w:val="both"/>
-      </w:pPr>
-      <w:r>
-        <w:rPr>
-          <w:rFonts w:ascii="Times New Roman" w:hAnsi="Times New Roman" w:eastAsia="Times New Roman" w:cs="Times New Roman"/>
-          <w:b w:val="0"/>
-          <w:i w:val="0"/>
-          <w:sz w:val="26"/>
-        </w:rPr>
-        <w:t>- Miền I. Khai thác dữ liệu và thông tin (thành tố 1.1. Duyệt, tìm kiếm và lọc dữ liệu, thông tin và nội dung số – Bậc 3): Khai thác thông tin số phục vụ bài học. (Đạt được thông qua Hoạt động 2)</w:t>
-      </w:r>
-    </w:p>
-    <w:p>
-      <w:pPr>
-        <w:spacing w:line="276" w:lineRule="auto" w:after="60" w:before="0"/>
-        <w:ind w:firstLine="0" w:left="850"/>
-        <w:jc w:val="both"/>
-      </w:pPr>
-      <w:r>
-        <w:rPr>
-          <w:rFonts w:ascii="Times New Roman" w:hAnsi="Times New Roman" w:eastAsia="Times New Roman" w:cs="Times New Roman"/>
-          <w:b w:val="0"/>
-          <w:i w:val="0"/>
-          <w:sz w:val="26"/>
-        </w:rPr>
-        <w:t>- Miền IV. An toàn (thành tố 4.1. Bảo vệ thiết bị và nội dung số – Bậc 3): Tuân thủ quy tắc an toàn thiết bị và bảo vệ dữ liệu. (Đạt được thông qua Hoạt động 3, Hoạt động 4)</w:t>
+        <w:spacing w:line="276" w:lineRule="auto" w:after="0" w:before="0"/>
+        <w:ind w:left="850" w:firstLine="0"/>
+        <w:jc w:val="both"/>
+      </w:pPr>
+      <w:r>
+        <w:rPr>
+          <w:rFonts w:ascii="Times New Roman" w:hAnsi="Times New Roman" w:cs="Times New Roman"/>
+          <w:sz w:val="26"/>
+        </w:rPr>
+        <w:t>- 2.1.CB3a: Thực hiện được các tương tác được xác định rõ ràng và thường xuyên với các công nghệ số. (Sử dụng công nghệ số để gửi, nhận và tương tác thông tin trao đổi phục vụ học tập). (Đạt được thông qua Hoạt động 2, Hoạt động 3)</w:t>
+      </w:r>
+    </w:p>
+    <w:p>
+      <w:pPr>
+        <w:spacing w:line="276" w:lineRule="auto" w:after="0" w:before="0"/>
+        <w:ind w:left="850" w:firstLine="0"/>
+        <w:jc w:val="both"/>
+      </w:pPr>
+      <w:r>
+        <w:rPr>
+          <w:rFonts w:ascii="Times New Roman" w:hAnsi="Times New Roman" w:cs="Times New Roman"/>
+          <w:sz w:val="26"/>
+        </w:rPr>
+        <w:t>- 2.5.CB3a: Làm rõ được các chuẩn mực hành vi thường xuyên và được xác định rõ ràng cũng như bí quyết khi sử dụng công nghệ số và tương tác trong môi trường số. (Áp dụng các quy tắc ứng xử lịch sự, văn minh khi giao tiếp trên môi trường mạng). (Đạt được thông qua Hoạt động 4)</w:t>
       </w:r>
     </w:p>
     <w:p>
